--- a/cas-planning-docs/CAS_4_ValidationRollout.docx
+++ b/cas-planning-docs/CAS_4_ValidationRollout.docx
@@ -13,7 +13,6 @@
         <w:spacing w:before="1800" w:after="240"/>
         <w:jc w:val="center"/>
       </w:pPr>
-      <w:proofErr w:type="gramStart"/>
       <w:r>
         <w:rPr>
           <w:rFonts w:asciiTheme="majorHAnsi" w:hAnsiTheme="majorHAnsi"/>
@@ -24,44 +23,7 @@
           <w:sz w:val="26"/>
           <w:szCs w:val="26"/>
         </w:rPr>
-        <w:t>COOPERATIVE</w:t>
-      </w:r>
-      <w:r>
-        <w:rPr>
-          <w:rFonts w:asciiTheme="majorHAnsi" w:hAnsiTheme="majorHAnsi"/>
-          <w:b/>
-          <w:bCs/>
-          <w:color w:val="002060"/>
-          <w:spacing w:val="40"/>
-          <w:sz w:val="26"/>
-          <w:szCs w:val="26"/>
-        </w:rPr>
-        <w:t xml:space="preserve"> </w:t>
-      </w:r>
-      <w:r>
-        <w:rPr>
-          <w:rFonts w:asciiTheme="majorHAnsi" w:hAnsiTheme="majorHAnsi"/>
-          <w:b/>
-          <w:bCs/>
-          <w:color w:val="002060"/>
-          <w:spacing w:val="40"/>
-          <w:sz w:val="26"/>
-          <w:szCs w:val="26"/>
-        </w:rPr>
-        <w:t xml:space="preserve"> AI</w:t>
-      </w:r>
-      <w:proofErr w:type="gramEnd"/>
-      <w:r>
-        <w:rPr>
-          <w:rFonts w:asciiTheme="majorHAnsi" w:hAnsiTheme="majorHAnsi"/>
-          <w:b/>
-          <w:bCs/>
-          <w:color w:val="002060"/>
-          <w:spacing w:val="40"/>
-          <w:sz w:val="26"/>
-          <w:szCs w:val="26"/>
-        </w:rPr>
-        <w:t xml:space="preserve"> SYSTEM</w:t>
+        <w:t>COOPERATIVE  AI SYSTEM</w:t>
       </w:r>
     </w:p>
     <w:p>
@@ -159,28 +121,7 @@
           <w:sz w:val="20"/>
           <w:szCs w:val="20"/>
         </w:rPr>
-        <w:t>Cooperative</w:t>
-      </w:r>
-      <w:r>
-        <w:rPr>
-          <w:sz w:val="20"/>
-          <w:szCs w:val="20"/>
-        </w:rPr>
-        <w:t xml:space="preserve"> AI </w:t>
-      </w:r>
-      <w:r>
-        <w:rPr>
-          <w:sz w:val="20"/>
-          <w:szCs w:val="20"/>
-        </w:rPr>
-        <w:t>System Consolidated</w:t>
-      </w:r>
-      <w:r>
-        <w:rPr>
-          <w:sz w:val="20"/>
-          <w:szCs w:val="20"/>
-        </w:rPr>
-        <w:t xml:space="preserve"> Document Set</w:t>
+        <w:t>Cooperative AI System Consolidated Document Set</w:t>
       </w:r>
     </w:p>
     <w:p>
@@ -226,27 +167,7 @@
         <w:rPr>
           <w:b/>
         </w:rPr>
-        <w:t>COOPERATIVE</w:t>
-      </w:r>
-      <w:proofErr w:type="gramStart"/>
-      <w:r>
-        <w:rPr>
-          <w:b/>
-        </w:rPr>
-        <w:t xml:space="preserve"> </w:t>
-      </w:r>
-      <w:r>
-        <w:rPr>
-          <w:b/>
-        </w:rPr>
-        <w:t xml:space="preserve"> AI</w:t>
-      </w:r>
-      <w:proofErr w:type="gramEnd"/>
-      <w:r>
-        <w:rPr>
-          <w:b/>
-        </w:rPr>
-        <w:t xml:space="preserve"> SYSTEM</w:t>
+        <w:t>COOPERATIVE  AI SYSTEM</w:t>
       </w:r>
     </w:p>
     <w:p>
@@ -267,28 +188,7 @@
           <w:i/>
           <w:iCs/>
         </w:rPr>
-        <w:t xml:space="preserve">Version 2.0 (Consolidated) · August 2026 · </w:t>
-      </w:r>
-      <w:r>
-        <w:rPr>
-          <w:i/>
-          <w:iCs/>
-        </w:rPr>
-        <w:t>COOPERATIVE</w:t>
-      </w:r>
-      <w:r>
-        <w:rPr>
-          <w:i/>
-          <w:iCs/>
-        </w:rPr>
-        <w:t xml:space="preserve"> </w:t>
-      </w:r>
-      <w:r>
-        <w:rPr>
-          <w:i/>
-          <w:iCs/>
-        </w:rPr>
-        <w:t>AI SYSTEMS</w:t>
+        <w:t>Version 2.0 (Consolidated) · August 2026 · COOPERATIVE AI SYSTEMS</w:t>
       </w:r>
     </w:p>
     <w:p>
@@ -348,15 +248,7 @@
         <w:t>Human/AI Training Framework</w:t>
       </w:r>
       <w:r>
-        <w:t xml:space="preserve"> documents (v1.0), and folds in Addendum §1 (Mini-Test vs. Simulation Positioning), §5 (UX vs. Governance), and §7 (Tenure-Aware </w:t>
-      </w:r>
-      <w:proofErr w:type="spellStart"/>
-      <w:r>
-        <w:t>VoP</w:t>
-      </w:r>
-      <w:proofErr w:type="spellEnd"/>
-      <w:r>
-        <w:t>).</w:t>
+        <w:t xml:space="preserve"> documents (v1.0), and folds in Addendum §1 (Mini-Test vs. Simulation Positioning), §5 (UX vs. Governance), and §7 (Tenure-Aware VoP).</w:t>
       </w:r>
     </w:p>
     <w:p>
@@ -402,7 +294,7 @@
           </mc:Choice>
           <mc:Fallback>
             <w:pict>
-              <v:rect w14:anchorId="30106051" id="Rectangle 1" o:spid="_x0000_s1026" style="width:468pt;height:1.5pt;visibility:visible;mso-wrap-style:square;mso-left-percent:-10001;mso-top-percent:-10001;mso-position-horizontal:absolute;mso-position-horizontal-relative:char;mso-position-vertical:absolute;mso-position-vertical-relative:line;mso-left-percent:-10001;mso-top-percent:-10001;v-text-anchor:top" o:gfxdata="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" strokeweight="0">
+              <v:rect w14:anchorId="30106051" id="Rectangle 1" o:spid="_x0000_s1026" style="width:468pt;height:1.5pt;visibility:visible;mso-wrap-style:square;mso-left-percent:-10001;mso-top-percent:-10001;mso-position-horizontal:absolute;mso-position-horizontal-relative:char;mso-position-vertical:absolute;mso-position-vertical-relative:line;mso-left-percent:-10001;mso-top-percent:-10001;v-text-anchor:top" o:gfxdata="UEsDBBQABgAIAAAAIQC2gziS/gAAAOEBAAATAAAAW0NvbnRlbnRfVHlwZXNdLnhtbJSRQU7DMBBF 90jcwfIWJU67QAgl6YK0S0CoHGBkTxKLZGx5TGhvj5O2G0SRWNoz/78nu9wcxkFMGNg6quQqL6RA 0s5Y6ir5vt9lD1JwBDIwOMJKHpHlpr69KfdHjyxSmriSfYz+USnWPY7AufNIadK6MEJMx9ApD/oD OlTrorhX2lFEilmcO2RdNtjC5xDF9pCuTyYBB5bi6bQ4syoJ3g9WQ0ymaiLzg5KdCXlKLjvcW893 SUOqXwnz5DrgnHtJTxOsQfEKIT7DmDSUCaxw7Rqn8787ZsmRM9e2VmPeBN4uqYvTtW7jvijg9N/y JsXecLq0q+WD6m8AAAD//wMAUEsDBBQABgAIAAAAIQA4/SH/1gAAAJQBAAALAAAAX3JlbHMvLnJl bHOkkMFqwzAMhu+DvYPRfXGawxijTi+j0GvpHsDYimMaW0Yy2fr2M4PBMnrbUb/Q94l/f/hMi1qR JVI2sOt6UJgd+ZiDgffL8ekFlFSbvV0oo4EbChzGx4f9GRdb25HMsYhqlCwG5lrLq9biZkxWOiqY 22YiTra2kYMu1l1tQD30/bPm3wwYN0x18gb45AdQl1tp5j/sFB2T0FQ7R0nTNEV3j6o9feQzro1i OWA14Fm+Q8a1a8+Bvu/d/dMb2JY5uiPbhG/ktn4cqGU/er3pcvwCAAD//wMAUEsDBBQABgAIAAAA IQCHJ5wdjgEAADYDAAAOAAAAZHJzL2Uyb0RvYy54bWysUslOAzEMvSPxD1HudKZsglGnHEDlggCx fECaSWYiZZMdOu3f44RSNokDIofETuxnv+fMLtbOspUCNMG3fDqpOVNehs74vuXPT4uDM84wCd8J G7xq+UYhv5jv783G2KjDMATbKWAE4rEZY8uHlGJTVSgH5QROQlSeHnUAJxK50FcdiJHQna0O6/q0 GgN0EYJUiHR79fbI5wVfayXTndaoErMtp95S2aHsy7xX85loehBxMHLbhvhDF04YT0V3UFciCfYC 5geUMxICBp0mMrgqaG2kKhyIzbT+xuZxEFEVLiQOxp1M+H+w8nZ1D8x0NDvOvHA0ogcSTfjeKjbN 8owRG4p6jPew9ZDMzHWtweWTWLB1kXSzk1StE5N0eXJ+fHRak/KS3qbn9VmRvPpIjoDpWgXHstFy oOJFSLG6wUQFKfQ9JNfCYE23MNYWB/rlpQW2EjTdRVm5Y0r5EmY9G3Njv+fXZf3MJzTrCTTr8MY8 W8vQbYog5Z6GU8puP1Ke/me/ZH989/krAAAA//8DAFBLAwQUAAYACAAAACEAeBCBANkAAAADAQAA DwAAAGRycy9kb3ducmV2LnhtbEyPwU7DMBBE70j8g7VI3KgNlaoQ4lQtUtULl5ZK5OjGSxxhr0Ps tuHvWbjAZaTRrGbeVsspeHHGMfWRNNzPFAikNtqeOg2H181dASJlQ9b4SKjhCxMs6+urypQ2XmiH 533uBJdQKo0Gl/NQSplah8GkWRyQOHuPYzCZ7dhJO5oLlwcvH5RayGB64gVnBnx22H7sT0ED+s/N W1Gsds12vW7VYBu3fWm0vr2ZVk8gMk757xh+8BkdamY6xhPZJLwGfiT/KmeP8wXbo4a5AllX8j97 /Q0AAP//AwBQSwECLQAUAAYACAAAACEAtoM4kv4AAADhAQAAEwAAAAAAAAAAAAAAAAAAAAAAW0Nv bnRlbnRfVHlwZXNdLnhtbFBLAQItABQABgAIAAAAIQA4/SH/1gAAAJQBAAALAAAAAAAAAAAAAAAA AC8BAABfcmVscy8ucmVsc1BLAQItABQABgAIAAAAIQCHJ5wdjgEAADYDAAAOAAAAAAAAAAAAAAAA AC4CAABkcnMvZTJvRG9jLnhtbFBLAQItABQABgAIAAAAIQB4EIEA2QAAAAMBAAAPAAAAAAAAAAAA AAAAAOgDAABkcnMvZG93bnJldi54bWxQSwUGAAAAAAQABADzAAAA7gQAAAAA " strokeweight="0">
                 <w10:anchorlock/>
               </v:rect>
             </w:pict>
@@ -418,15 +310,7 @@
       </w:pPr>
       <w:bookmarkStart w:id="2" w:name="part-a-simulation-plan"/>
       <w:r>
-        <w:t xml:space="preserve">Part </w:t>
-      </w:r>
-      <w:proofErr w:type="gramStart"/>
-      <w:r>
-        <w:t>A</w:t>
-      </w:r>
-      <w:proofErr w:type="gramEnd"/>
-      <w:r>
-        <w:t xml:space="preserve"> Simulation Plan</w:t>
+        <w:t>Part A Simulation Plan</w:t>
       </w:r>
     </w:p>
     <w:p>
@@ -442,13 +326,7 @@
         <w:pStyle w:val="FirstParagraph"/>
       </w:pPr>
       <w:r>
-        <w:t xml:space="preserve">The </w:t>
-      </w:r>
-      <w:r>
-        <w:t>Cooperative</w:t>
-      </w:r>
-      <w:r>
-        <w:t xml:space="preserve"> AI System Testing &amp; Validation Documentation defines a rigorous process before the pilot begins. That process requires structured policy documents, a named policy steward, a completed test set with correct answers, and multiple readiness gates all of which take time and organizational commitment to produce.</w:t>
+        <w:t>The Cooperative AI System Testing &amp; Validation Documentation defines a rigorous process before the pilot begins. That process requires structured policy documents, a named policy steward, a completed test set with correct answers, and multiple readiness gates all of which take time and organizational commitment to produce.</w:t>
       </w:r>
     </w:p>
     <w:p>
@@ -914,19 +792,11 @@
                 <w:rFonts w:ascii="Cambria" w:eastAsia="Cambria" w:hAnsi="Cambria"/>
               </w:rPr>
             </w:pPr>
-            <w:proofErr w:type="spellStart"/>
-            <w:r>
-              <w:rPr>
-                <w:rFonts w:eastAsia="Cambria"/>
-              </w:rPr>
-              <w:t>VoP</w:t>
-            </w:r>
-            <w:proofErr w:type="spellEnd"/>
-            <w:r>
-              <w:rPr>
-                <w:rFonts w:eastAsia="Cambria"/>
-              </w:rPr>
-              <w:t xml:space="preserve"> governance layer invisibility</w:t>
+            <w:r>
+              <w:rPr>
+                <w:rFonts w:eastAsia="Cambria"/>
+              </w:rPr>
+              <w:t>VoP governance layer invisibility</w:t>
             </w:r>
           </w:p>
         </w:tc>
@@ -964,21 +834,7 @@
               <w:rPr>
                 <w:rFonts w:eastAsia="Cambria"/>
               </w:rPr>
-              <w:t xml:space="preserve">Demonstrable  staff see interface, not the </w:t>
-            </w:r>
-            <w:proofErr w:type="spellStart"/>
-            <w:r>
-              <w:rPr>
-                <w:rFonts w:eastAsia="Cambria"/>
-              </w:rPr>
-              <w:t>VoP</w:t>
-            </w:r>
-            <w:proofErr w:type="spellEnd"/>
-            <w:r>
-              <w:rPr>
-                <w:rFonts w:eastAsia="Cambria"/>
-              </w:rPr>
-              <w:t xml:space="preserve"> wrapper</w:t>
+              <w:t>Demonstrable  staff see interface, not the VoP wrapper</w:t>
             </w:r>
           </w:p>
         </w:tc>
@@ -1181,30 +1037,7 @@
         <w:pStyle w:val="FirstParagraph"/>
       </w:pPr>
       <w:r>
-        <w:t xml:space="preserve">The simulation is a browser-based working prototype of the </w:t>
-      </w:r>
-      <w:r>
-        <w:t>Cooperative</w:t>
-      </w:r>
-      <w:r>
-        <w:t xml:space="preserve"> AI System staff interface. It is not a mockup or a slide deck. It uses a real AI model through the Anthropic API as its intelligence layer, real </w:t>
-      </w:r>
-      <w:proofErr w:type="spellStart"/>
-      <w:r>
-        <w:t>VoP</w:t>
-      </w:r>
-      <w:proofErr w:type="spellEnd"/>
-      <w:r>
-        <w:t xml:space="preserve"> governance logic as its governance layer, and a small set of actual </w:t>
-      </w:r>
-      <w:r>
-        <w:t>COOPERATIVE</w:t>
-      </w:r>
-      <w:r>
-        <w:t xml:space="preserve"> </w:t>
-      </w:r>
-      <w:r>
-        <w:t xml:space="preserve"> policy excerpts as its knowledge base.</w:t>
+        <w:t>The simulation is a browser-based working prototype of the Cooperative AI System staff interface. It is not a mockup or a slide deck. It uses a real AI model through the Anthropic API as its intelligence layer, real VoP governance logic as its governance layer, and a small set of actual COOPERATIVE  policy excerpts as its knowledge base.</w:t>
       </w:r>
     </w:p>
     <w:p>
@@ -1268,21 +1101,7 @@
               <w:rPr>
                 <w:rFonts w:eastAsia="Cambria"/>
               </w:rPr>
-              <w:t xml:space="preserve"> The simulation uses Claude via the Anthropic API as a stand-in for the local LLM. This means the AI capability is real not faked. The governance logic, the </w:t>
-            </w:r>
-            <w:proofErr w:type="spellStart"/>
-            <w:r>
-              <w:rPr>
-                <w:rFonts w:eastAsia="Cambria"/>
-              </w:rPr>
-              <w:t>VoP</w:t>
-            </w:r>
-            <w:proofErr w:type="spellEnd"/>
-            <w:r>
-              <w:rPr>
-                <w:rFonts w:eastAsia="Cambria"/>
-              </w:rPr>
-              <w:t xml:space="preserve"> wrapping, the scope boundaries, and the audit logging all run as they would in the real system. What is simulated is the infrastructure: instead of a local GPU server and a vector database, the simulation uses API calls and hardcoded policy excerpts.</w:t>
+              <w:t xml:space="preserve"> The simulation uses Claude via the Anthropic API as a stand-in for the local LLM. This means the AI capability is real not faked. The governance logic, the VoP wrapping, the scope boundaries, and the audit logging all run as they would in the real system. What is simulated is the infrastructure: instead of a local GPU server and a vector database, the simulation uses API calls and hardcoded policy excerpts.</w:t>
             </w:r>
           </w:p>
         </w:tc>
@@ -1554,19 +1373,11 @@
                 <w:rFonts w:ascii="Cambria" w:eastAsia="Cambria" w:hAnsi="Cambria"/>
               </w:rPr>
             </w:pPr>
-            <w:proofErr w:type="spellStart"/>
-            <w:r>
-              <w:rPr>
-                <w:rFonts w:eastAsia="Cambria"/>
-              </w:rPr>
-              <w:t>VoP</w:t>
-            </w:r>
-            <w:proofErr w:type="spellEnd"/>
-            <w:r>
-              <w:rPr>
-                <w:rFonts w:eastAsia="Cambria"/>
-              </w:rPr>
-              <w:t xml:space="preserve"> Engine  template selector and injector</w:t>
+            <w:r>
+              <w:rPr>
+                <w:rFonts w:eastAsia="Cambria"/>
+              </w:rPr>
+              <w:t>VoP Engine  template selector and injector</w:t>
             </w:r>
           </w:p>
         </w:tc>
@@ -1585,21 +1396,7 @@
               <w:rPr>
                 <w:rFonts w:eastAsia="Cambria"/>
               </w:rPr>
-              <w:t xml:space="preserve">JavaScript </w:t>
-            </w:r>
-            <w:proofErr w:type="spellStart"/>
-            <w:r>
-              <w:rPr>
-                <w:rFonts w:eastAsia="Cambria"/>
-              </w:rPr>
-              <w:t>VoP</w:t>
-            </w:r>
-            <w:proofErr w:type="spellEnd"/>
-            <w:r>
-              <w:rPr>
-                <w:rFonts w:eastAsia="Cambria"/>
-              </w:rPr>
-              <w:t xml:space="preserve"> wrapper applied before every API call</w:t>
+              <w:t>JavaScript VoP wrapper applied before every API call</w:t>
             </w:r>
           </w:p>
         </w:tc>
@@ -1658,25 +1455,7 @@
               <w:rPr>
                 <w:rFonts w:eastAsia="Cambria"/>
               </w:rPr>
-              <w:t xml:space="preserve">Local LLM on </w:t>
-            </w:r>
-            <w:r>
-              <w:rPr>
-                <w:rFonts w:eastAsia="Cambria"/>
-              </w:rPr>
-              <w:t>Cooperative</w:t>
-            </w:r>
-            <w:r>
-              <w:rPr>
-                <w:rFonts w:eastAsia="Cambria"/>
-              </w:rPr>
-              <w:t xml:space="preserve"> </w:t>
-            </w:r>
-            <w:r>
-              <w:rPr>
-                <w:rFonts w:eastAsia="Cambria"/>
-              </w:rPr>
-              <w:t xml:space="preserve"> GPU server</w:t>
+              <w:t>Local LLM on Cooperative  GPU server</w:t>
             </w:r>
           </w:p>
         </w:tc>
@@ -1910,25 +1689,7 @@
               <w:rPr>
                 <w:rFonts w:eastAsia="Cambria"/>
               </w:rPr>
-              <w:t xml:space="preserve">Append-only log store on </w:t>
-            </w:r>
-            <w:r>
-              <w:rPr>
-                <w:rFonts w:eastAsia="Cambria"/>
-              </w:rPr>
-              <w:t>Cooperative</w:t>
-            </w:r>
-            <w:r>
-              <w:rPr>
-                <w:rFonts w:eastAsia="Cambria"/>
-              </w:rPr>
-              <w:t xml:space="preserve"> </w:t>
-            </w:r>
-            <w:r>
-              <w:rPr>
-                <w:rFonts w:eastAsia="Cambria"/>
-              </w:rPr>
-              <w:t xml:space="preserve"> infrastructure</w:t>
+              <w:t>Append-only log store on Cooperative  infrastructure</w:t>
             </w:r>
           </w:p>
         </w:tc>
@@ -2173,13 +1934,8 @@
           <w:numId w:val="1"/>
         </w:numPr>
       </w:pPr>
-      <w:proofErr w:type="spellStart"/>
       <w:r>
-        <w:t>VoP</w:t>
-      </w:r>
-      <w:proofErr w:type="spellEnd"/>
-      <w:r>
-        <w:t xml:space="preserve"> wrapper toggle - visible only when the administrator enables it for demonstration purposes. Shows management what the governance layer is doing behind the interface.</w:t>
+        <w:t>VoP wrapper toggle - visible only when the administrator enables it for demonstration purposes. Shows management what the governance layer is doing behind the interface.</w:t>
       </w:r>
     </w:p>
     <w:p>
@@ -2248,15 +2004,7 @@
         <w:pStyle w:val="FirstParagraph"/>
       </w:pPr>
       <w:r>
-        <w:t xml:space="preserve">Every assumption the simulation is designed to test maps directly to a gap or risk identified in the existing documentation corpus. The simulation does not generate new </w:t>
-      </w:r>
-      <w:proofErr w:type="gramStart"/>
-      <w:r>
-        <w:t>questions  it</w:t>
-      </w:r>
-      <w:proofErr w:type="gramEnd"/>
-      <w:r>
-        <w:t xml:space="preserve"> resolves existing ones.</w:t>
+        <w:t>Every assumption the simulation is designed to test maps directly to a gap or risk identified in the existing documentation corpus. The simulation does not generate new questions  it resolves existing ones.</w:t>
       </w:r>
     </w:p>
     <w:p>
@@ -2485,19 +2233,11 @@
                 <w:rFonts w:ascii="Cambria" w:eastAsia="Cambria" w:hAnsi="Cambria"/>
               </w:rPr>
             </w:pPr>
-            <w:proofErr w:type="spellStart"/>
-            <w:r>
-              <w:rPr>
-                <w:rFonts w:eastAsia="Cambria"/>
-              </w:rPr>
-              <w:t>VoP</w:t>
-            </w:r>
-            <w:proofErr w:type="spellEnd"/>
-            <w:r>
-              <w:rPr>
-                <w:rFonts w:eastAsia="Cambria"/>
-              </w:rPr>
-              <w:t xml:space="preserve"> governance layer is invisible to staff in normal operation</w:t>
+            <w:r>
+              <w:rPr>
+                <w:rFonts w:eastAsia="Cambria"/>
+              </w:rPr>
+              <w:t>VoP governance layer is invisible to staff in normal operation</w:t>
             </w:r>
           </w:p>
         </w:tc>
@@ -2535,21 +2275,7 @@
               <w:rPr>
                 <w:rFonts w:eastAsia="Cambria"/>
               </w:rPr>
-              <w:t xml:space="preserve">Staff use interface without seeing </w:t>
-            </w:r>
-            <w:proofErr w:type="spellStart"/>
-            <w:r>
-              <w:rPr>
-                <w:rFonts w:eastAsia="Cambria"/>
-              </w:rPr>
-              <w:t>VoP</w:t>
-            </w:r>
-            <w:proofErr w:type="spellEnd"/>
-            <w:r>
-              <w:rPr>
-                <w:rFonts w:eastAsia="Cambria"/>
-              </w:rPr>
-              <w:t xml:space="preserve"> fields; admin toggles visibility for demonstration</w:t>
+              <w:t>Staff use interface without seeing VoP fields; admin toggles visibility for demonstration</w:t>
             </w:r>
           </w:p>
         </w:tc>
@@ -3017,21 +2743,7 @@
               <w:rPr>
                 <w:rFonts w:eastAsia="Cambria"/>
               </w:rPr>
-              <w:t xml:space="preserve">Management demonstration session with live queries and </w:t>
-            </w:r>
-            <w:proofErr w:type="spellStart"/>
-            <w:r>
-              <w:rPr>
-                <w:rFonts w:eastAsia="Cambria"/>
-              </w:rPr>
-              <w:t>VoP</w:t>
-            </w:r>
-            <w:proofErr w:type="spellEnd"/>
-            <w:r>
-              <w:rPr>
-                <w:rFonts w:eastAsia="Cambria"/>
-              </w:rPr>
-              <w:t xml:space="preserve"> toggle</w:t>
+              <w:t>Management demonstration session with live queries and VoP toggle</w:t>
             </w:r>
           </w:p>
         </w:tc>
@@ -3429,25 +3141,7 @@
               <w:rPr>
                 <w:rFonts w:eastAsia="Cambria"/>
               </w:rPr>
-              <w:t xml:space="preserve">What are the actual latency characteristics on </w:t>
-            </w:r>
-            <w:r>
-              <w:rPr>
-                <w:rFonts w:eastAsia="Cambria"/>
-              </w:rPr>
-              <w:t>Cooperative</w:t>
-            </w:r>
-            <w:r>
-              <w:rPr>
-                <w:rFonts w:eastAsia="Cambria"/>
-              </w:rPr>
-              <w:t xml:space="preserve"> </w:t>
-            </w:r>
-            <w:r>
-              <w:rPr>
-                <w:rFonts w:eastAsia="Cambria"/>
-              </w:rPr>
-              <w:t xml:space="preserve"> hardware?</w:t>
+              <w:t>What are the actual latency characteristics on Cooperative  hardware?</w:t>
             </w:r>
           </w:p>
         </w:tc>
@@ -3466,25 +3160,7 @@
               <w:rPr>
                 <w:rFonts w:eastAsia="Cambria"/>
               </w:rPr>
-              <w:t xml:space="preserve">API response times differ from local LLM on </w:t>
-            </w:r>
-            <w:r>
-              <w:rPr>
-                <w:rFonts w:eastAsia="Cambria"/>
-              </w:rPr>
-              <w:t>Cooperative</w:t>
-            </w:r>
-            <w:r>
-              <w:rPr>
-                <w:rFonts w:eastAsia="Cambria"/>
-              </w:rPr>
-              <w:t xml:space="preserve"> </w:t>
-            </w:r>
-            <w:r>
-              <w:rPr>
-                <w:rFonts w:eastAsia="Cambria"/>
-              </w:rPr>
-              <w:t xml:space="preserve"> infrastructure</w:t>
+              <w:t>API response times differ from local LLM on Cooperative  infrastructure</w:t>
             </w:r>
           </w:p>
         </w:tc>
@@ -3851,25 +3527,7 @@
               <w:rPr>
                 <w:rFonts w:eastAsia="Cambria"/>
               </w:rPr>
-              <w:t xml:space="preserve">Access to actual </w:t>
-            </w:r>
-            <w:r>
-              <w:rPr>
-                <w:rFonts w:eastAsia="Cambria"/>
-              </w:rPr>
-              <w:t>COOPERATIVE</w:t>
-            </w:r>
-            <w:r>
-              <w:rPr>
-                <w:rFonts w:eastAsia="Cambria"/>
-              </w:rPr>
-              <w:t xml:space="preserve"> </w:t>
-            </w:r>
-            <w:r>
-              <w:rPr>
-                <w:rFonts w:eastAsia="Cambria"/>
-              </w:rPr>
-              <w:t>salary loan policy</w:t>
+              <w:t>Access to actual COOPERATIVE salary loan policy</w:t>
             </w:r>
           </w:p>
         </w:tc>
@@ -3909,21 +3567,7 @@
               <w:rPr>
                 <w:rFonts w:eastAsia="Cambria"/>
               </w:rPr>
-              <w:t xml:space="preserve">2. </w:t>
-            </w:r>
-            <w:proofErr w:type="spellStart"/>
-            <w:r>
-              <w:rPr>
-                <w:rFonts w:eastAsia="Cambria"/>
-              </w:rPr>
-              <w:t>VoP</w:t>
-            </w:r>
-            <w:proofErr w:type="spellEnd"/>
-            <w:r>
-              <w:rPr>
-                <w:rFonts w:eastAsia="Cambria"/>
-              </w:rPr>
-              <w:t xml:space="preserve"> governance wrapper</w:t>
+              <w:t>2. VoP governance wrapper</w:t>
             </w:r>
           </w:p>
         </w:tc>
@@ -3942,21 +3586,7 @@
               <w:rPr>
                 <w:rFonts w:eastAsia="Cambria"/>
               </w:rPr>
-              <w:t xml:space="preserve">JavaScript function that wraps any staff query in the full </w:t>
-            </w:r>
-            <w:proofErr w:type="spellStart"/>
-            <w:r>
-              <w:rPr>
-                <w:rFonts w:eastAsia="Cambria"/>
-              </w:rPr>
-              <w:t>VoP</w:t>
-            </w:r>
-            <w:proofErr w:type="spellEnd"/>
-            <w:r>
-              <w:rPr>
-                <w:rFonts w:eastAsia="Cambria"/>
-              </w:rPr>
-              <w:t xml:space="preserve"> frame for loan officer role</w:t>
+              <w:t>JavaScript function that wraps any staff query in the full VoP frame for loan officer role</w:t>
             </w:r>
           </w:p>
         </w:tc>
@@ -4087,19 +3717,11 @@
                 <w:rFonts w:ascii="Cambria" w:eastAsia="Cambria" w:hAnsi="Cambria"/>
               </w:rPr>
             </w:pPr>
-            <w:proofErr w:type="spellStart"/>
-            <w:r>
-              <w:rPr>
-                <w:rFonts w:eastAsia="Cambria"/>
-              </w:rPr>
-              <w:t>VoP</w:t>
-            </w:r>
-            <w:proofErr w:type="spellEnd"/>
-            <w:r>
-              <w:rPr>
-                <w:rFonts w:eastAsia="Cambria"/>
-              </w:rPr>
-              <w:t xml:space="preserve"> wrapper from Component 2</w:t>
+            <w:r>
+              <w:rPr>
+                <w:rFonts w:eastAsia="Cambria"/>
+              </w:rPr>
+              <w:t>VoP wrapper from Component 2</w:t>
             </w:r>
           </w:p>
         </w:tc>
@@ -4255,21 +3877,7 @@
               <w:rPr>
                 <w:rFonts w:eastAsia="Cambria"/>
               </w:rPr>
-              <w:t xml:space="preserve">Review friction checkpoint, scope boundary enforcement, </w:t>
-            </w:r>
-            <w:proofErr w:type="spellStart"/>
-            <w:r>
-              <w:rPr>
-                <w:rFonts w:eastAsia="Cambria"/>
-              </w:rPr>
-              <w:t>VoP</w:t>
-            </w:r>
-            <w:proofErr w:type="spellEnd"/>
-            <w:r>
-              <w:rPr>
-                <w:rFonts w:eastAsia="Cambria"/>
-              </w:rPr>
-              <w:t xml:space="preserve"> toggle for admin demonstration</w:t>
+              <w:t>Review friction checkpoint, scope boundary enforcement, VoP toggle for admin demonstration</w:t>
             </w:r>
           </w:p>
         </w:tc>
@@ -4439,19 +4047,7 @@
         <w:pStyle w:val="BodyText"/>
       </w:pPr>
       <w:r>
-        <w:t xml:space="preserve">Total estimated effort: 21-34 focused hours across 6 components. At 2-3 hours per session, the simulation is buildable in 10-15 sessions. The first demonstrable </w:t>
-      </w:r>
-      <w:r>
-        <w:t>output a</w:t>
-      </w:r>
-      <w:r>
-        <w:t xml:space="preserve"> terminal demo of a governed API </w:t>
-      </w:r>
-      <w:r>
-        <w:t>call is</w:t>
-      </w:r>
-      <w:r>
-        <w:t xml:space="preserve"> achievable in the first two sessions.</w:t>
+        <w:t>Total estimated effort: 21-34 focused hours across 6 components. At 2-3 hours per session, the simulation is buildable in 10-15 sessions. The first demonstrable output a terminal demo of a governed API call is achievable in the first two sessions.</w:t>
       </w:r>
     </w:p>
     <w:p>
@@ -4674,21 +4270,7 @@
               <w:rPr>
                 <w:rFonts w:eastAsia="Cambria"/>
               </w:rPr>
-              <w:t>Anthropic Claude API (</w:t>
-            </w:r>
-            <w:proofErr w:type="spellStart"/>
-            <w:r>
-              <w:rPr>
-                <w:rFonts w:eastAsia="Cambria"/>
-              </w:rPr>
-              <w:t>claude</w:t>
-            </w:r>
-            <w:proofErr w:type="spellEnd"/>
-            <w:r>
-              <w:rPr>
-                <w:rFonts w:eastAsia="Cambria"/>
-              </w:rPr>
-              <w:t>-sonnet class)</w:t>
+              <w:t>Anthropic Claude API (claude-sonnet class)</w:t>
             </w:r>
           </w:p>
         </w:tc>
@@ -4724,19 +4306,11 @@
                 <w:rFonts w:ascii="Cambria" w:eastAsia="Cambria" w:hAnsi="Cambria"/>
               </w:rPr>
             </w:pPr>
-            <w:proofErr w:type="spellStart"/>
-            <w:r>
-              <w:rPr>
-                <w:rFonts w:eastAsia="Cambria"/>
-              </w:rPr>
-              <w:t>VoP</w:t>
-            </w:r>
-            <w:proofErr w:type="spellEnd"/>
-            <w:r>
-              <w:rPr>
-                <w:rFonts w:eastAsia="Cambria"/>
-              </w:rPr>
-              <w:t xml:space="preserve"> governance</w:t>
+            <w:r>
+              <w:rPr>
+                <w:rFonts w:eastAsia="Cambria"/>
+              </w:rPr>
+              <w:t>VoP governance</w:t>
             </w:r>
           </w:p>
         </w:tc>
@@ -4755,21 +4329,7 @@
               <w:rPr>
                 <w:rFonts w:eastAsia="Cambria"/>
               </w:rPr>
-              <w:t xml:space="preserve">JavaScript  hardcoded </w:t>
-            </w:r>
-            <w:proofErr w:type="spellStart"/>
-            <w:r>
-              <w:rPr>
-                <w:rFonts w:eastAsia="Cambria"/>
-              </w:rPr>
-              <w:t>VoP</w:t>
-            </w:r>
-            <w:proofErr w:type="spellEnd"/>
-            <w:r>
-              <w:rPr>
-                <w:rFonts w:eastAsia="Cambria"/>
-              </w:rPr>
-              <w:t xml:space="preserve"> template per role</w:t>
+              <w:t>JavaScript  hardcoded VoP template per role</w:t>
             </w:r>
           </w:p>
         </w:tc>
@@ -4788,21 +4348,7 @@
               <w:rPr>
                 <w:rFonts w:eastAsia="Cambria"/>
               </w:rPr>
-              <w:t xml:space="preserve">Simple, auditable, easy to show management; mirrors what the real </w:t>
-            </w:r>
-            <w:proofErr w:type="spellStart"/>
-            <w:r>
-              <w:rPr>
-                <w:rFonts w:eastAsia="Cambria"/>
-              </w:rPr>
-              <w:t>VoP</w:t>
-            </w:r>
-            <w:proofErr w:type="spellEnd"/>
-            <w:r>
-              <w:rPr>
-                <w:rFonts w:eastAsia="Cambria"/>
-              </w:rPr>
-              <w:t xml:space="preserve"> engine will do</w:t>
+              <w:t>Simple, auditable, easy to show management; mirrors what the real VoP engine will do</w:t>
             </w:r>
           </w:p>
         </w:tc>
@@ -5070,25 +4616,7 @@
           <w:b w:val="0"/>
           <w:color w:val="auto"/>
         </w:rPr>
-        <w:t xml:space="preserve">The simulation covers exactly one department and one task type. This is not a </w:t>
-      </w:r>
-      <w:proofErr w:type="gramStart"/>
-      <w:r>
-        <w:rPr>
-          <w:rFonts w:asciiTheme="minorHAnsi" w:hAnsiTheme="minorHAnsi"/>
-          <w:b w:val="0"/>
-          <w:color w:val="auto"/>
-        </w:rPr>
-        <w:t>limitation  it</w:t>
-      </w:r>
-      <w:proofErr w:type="gramEnd"/>
-      <w:r>
-        <w:rPr>
-          <w:rFonts w:asciiTheme="minorHAnsi" w:hAnsiTheme="minorHAnsi"/>
-          <w:b w:val="0"/>
-          <w:color w:val="auto"/>
-        </w:rPr>
-        <w:t xml:space="preserve"> is a deliberate constraint that makes the simulation buildable by one person and meaningful as a validation tool.</w:t>
+        <w:t>The simulation covers exactly one department and one task type. This is not a limitation  it is a deliberate constraint that makes the simulation buildable by one person and meaningful as a validation tool.</w:t>
       </w:r>
       <w:r>
         <w:rPr>
@@ -5472,21 +5000,7 @@
               <w:rPr>
                 <w:rFonts w:eastAsia="Cambria"/>
               </w:rPr>
-              <w:t xml:space="preserve">Loan Officer, Admin (for audit log and </w:t>
-            </w:r>
-            <w:proofErr w:type="spellStart"/>
-            <w:r>
-              <w:rPr>
-                <w:rFonts w:eastAsia="Cambria"/>
-              </w:rPr>
-              <w:t>VoP</w:t>
-            </w:r>
-            <w:proofErr w:type="spellEnd"/>
-            <w:r>
-              <w:rPr>
-                <w:rFonts w:eastAsia="Cambria"/>
-              </w:rPr>
-              <w:t xml:space="preserve"> toggle)</w:t>
+              <w:t>Loan Officer, Admin (for audit log and VoP toggle)</w:t>
             </w:r>
           </w:p>
         </w:tc>
@@ -6097,21 +5611,7 @@
               <w:rPr>
                 <w:rFonts w:eastAsia="Cambria"/>
               </w:rPr>
-              <w:t xml:space="preserve">Revise demonstration approach; simplify </w:t>
-            </w:r>
-            <w:proofErr w:type="spellStart"/>
-            <w:r>
-              <w:rPr>
-                <w:rFonts w:eastAsia="Cambria"/>
-              </w:rPr>
-              <w:t>VoP</w:t>
-            </w:r>
-            <w:proofErr w:type="spellEnd"/>
-            <w:r>
-              <w:rPr>
-                <w:rFonts w:eastAsia="Cambria"/>
-              </w:rPr>
-              <w:t xml:space="preserve"> toggle explanation; repeat</w:t>
+              <w:t>Revise demonstration approach; simplify VoP toggle explanation; repeat</w:t>
             </w:r>
           </w:p>
         </w:tc>
@@ -6279,31 +5779,7 @@
               <w:rPr>
                 <w:rFonts w:eastAsia="Cambria"/>
               </w:rPr>
-              <w:t xml:space="preserve"> Any Critical finding from the </w:t>
-            </w:r>
-            <w:r>
-              <w:rPr>
-                <w:rFonts w:eastAsia="Cambria"/>
-              </w:rPr>
-              <w:t>simulation a</w:t>
-            </w:r>
-            <w:r>
-              <w:rPr>
-                <w:rFonts w:eastAsia="Cambria"/>
-              </w:rPr>
-              <w:t xml:space="preserve"> scope boundary failure, a governance bypass, or a systematic accuracy </w:t>
-            </w:r>
-            <w:r>
-              <w:rPr>
-                <w:rFonts w:eastAsia="Cambria"/>
-              </w:rPr>
-              <w:t>failure stops</w:t>
-            </w:r>
-            <w:r>
-              <w:rPr>
-                <w:rFonts w:eastAsia="Cambria"/>
-              </w:rPr>
-              <w:t xml:space="preserve"> the pilot planning process. The finding is documented, the root cause is identified, and the simulation is revised and re-run before the pilot timeline resumes. This is the same standard applied in the Testing Documentation.</w:t>
+              <w:t xml:space="preserve"> Any Critical finding from the simulation a scope boundary failure, a governance bypass, or a systematic accuracy failure stops the pilot planning process. The finding is documented, the root cause is identified, and the simulation is revised and re-run before the pilot timeline resumes. This is the same standard applied in the Testing Documentation.</w:t>
             </w:r>
           </w:p>
         </w:tc>
@@ -6331,21 +5807,7 @@
       </w:pPr>
       <w:r>
         <w:lastRenderedPageBreak/>
-        <w:t xml:space="preserve">For </w:t>
-      </w:r>
-      <w:r>
-        <w:t>COOPERATIVE</w:t>
-      </w:r>
-      <w:r>
-        <w:t xml:space="preserve"> </w:t>
-      </w:r>
-      <w:r>
-        <w:t xml:space="preserve"> management, this document answers the question that no architecture diagram can answer on its own: what will we actually know after the simulation runs that we do not know now, and how will that knowledge change our de</w:t>
-      </w:r>
-      <w:bookmarkStart w:id="7" w:name="_GoBack"/>
-      <w:bookmarkEnd w:id="7"/>
-      <w:r>
-        <w:t>cisions?</w:t>
+        <w:t>For COOPERATIVE  management, this document answers the question that no architecture diagram can answer on its own: what will we actually know after the simulation runs that we do not know now, and how will that knowledge change our decisions?</w:t>
       </w:r>
     </w:p>
     <w:p>
@@ -6353,27 +5815,7 @@
         <w:pStyle w:val="BodyText"/>
       </w:pPr>
       <w:r>
-        <w:t xml:space="preserve">The answer is specific. After the simulation runs, </w:t>
-      </w:r>
-      <w:r>
-        <w:t>COOPERATIVE</w:t>
-      </w:r>
-      <w:proofErr w:type="gramStart"/>
-      <w:r>
-        <w:t xml:space="preserve"> </w:t>
-      </w:r>
-      <w:r>
-        <w:t xml:space="preserve"> will</w:t>
-      </w:r>
-      <w:proofErr w:type="gramEnd"/>
-      <w:r>
-        <w:t xml:space="preserve"> know whether staff find</w:t>
-      </w:r>
-      <w:r>
-        <w:t>. T</w:t>
-      </w:r>
-      <w:r>
-        <w:t>he interface natural, whether the governance layer holds under adversarial pressure, whether review friction works as a behavioral control, and whether management can understand the system well enough to make the organizational commitments the real deployment requires. Those are not small unknowns. They are the difference between a pilot that measures the right thing and one that measures staff willingness to trust a new tool.</w:t>
+        <w:t>The answer is specific. After the simulation runs, COOPERATIVE  will know whether staff find. The interface natural, whether the governance layer holds under adversarial pressure, whether review friction works as a behavioral control, and whether management can understand the system well enough to make the organizational commitments the real deployment requires. Those are not small unknowns. They are the difference between a pilot that measures the right thing and one that measures staff willingness to trust a new tool.</w:t>
       </w:r>
     </w:p>
     <w:p>
@@ -6427,59 +5869,15 @@
           <w:i/>
           <w:iCs/>
         </w:rPr>
-        <w:t xml:space="preserve">Use the findings to make better </w:t>
-      </w:r>
-      <w:r>
-        <w:rPr>
-          <w:b/>
-          <w:bCs/>
-          <w:i/>
-          <w:iCs/>
-        </w:rPr>
-        <w:t>decisions, not</w:t>
-      </w:r>
-      <w:r>
-        <w:rPr>
-          <w:b/>
-          <w:bCs/>
-          <w:i/>
-          <w:iCs/>
-        </w:rPr>
-        <w:t xml:space="preserve"> to confirm the design.</w:t>
+        <w:t>Use the findings to make better decisions, not to confirm the design.</w:t>
       </w:r>
     </w:p>
     <w:p>
       <w:pPr>
         <w:pStyle w:val="BodyText"/>
       </w:pPr>
-      <w:proofErr w:type="gramStart"/>
       <w:r>
-        <w:t>Cooperative</w:t>
-      </w:r>
-      <w:r>
-        <w:t xml:space="preserve"> </w:t>
-      </w:r>
-      <w:r>
-        <w:t xml:space="preserve"> AI</w:t>
-      </w:r>
-      <w:proofErr w:type="gramEnd"/>
-      <w:r>
-        <w:t xml:space="preserve"> </w:t>
-      </w:r>
-      <w:r>
-        <w:t>System Simulation</w:t>
-      </w:r>
-      <w:r>
-        <w:t xml:space="preserve"> Plan | </w:t>
-      </w:r>
-      <w:r>
-        <w:t>COOPERATIVE</w:t>
-      </w:r>
-      <w:r>
-        <w:t xml:space="preserve"> </w:t>
-      </w:r>
-      <w:r>
-        <w:t xml:space="preserve"> | June 2026</w:t>
+        <w:t>Cooperative  AI System Simulation Plan | COOPERATIVE  | June 2026</w:t>
       </w:r>
       <w:bookmarkEnd w:id="2"/>
     </w:p>
@@ -6487,17 +5885,9 @@
       <w:pPr>
         <w:pStyle w:val="Heading1"/>
       </w:pPr>
-      <w:bookmarkStart w:id="8" w:name="part-b-testing-validation-documentation"/>
+      <w:bookmarkStart w:id="7" w:name="part-b-testing-validation-documentation"/>
       <w:r>
-        <w:t xml:space="preserve">Part </w:t>
-      </w:r>
-      <w:proofErr w:type="gramStart"/>
-      <w:r>
-        <w:t>B  Testing</w:t>
-      </w:r>
-      <w:proofErr w:type="gramEnd"/>
-      <w:r>
-        <w:t xml:space="preserve"> &amp; Validation Documentation</w:t>
+        <w:t>Part B  Testing &amp; Validation Documentation</w:t>
       </w:r>
     </w:p>
     <w:p>
@@ -6510,15 +5900,7 @@
         <w:pStyle w:val="Heading2"/>
       </w:pPr>
       <w:r>
-        <w:t xml:space="preserve">PART </w:t>
-      </w:r>
-      <w:proofErr w:type="gramStart"/>
-      <w:r>
-        <w:t>1  Pre</w:t>
-      </w:r>
-      <w:proofErr w:type="gramEnd"/>
-      <w:r>
-        <w:t>-Testing Checklist</w:t>
+        <w:t>PART 1  Pre-Testing Checklist</w:t>
       </w:r>
     </w:p>
     <w:p>
@@ -6526,21 +5908,7 @@
         <w:pStyle w:val="FirstParagraph"/>
       </w:pPr>
       <w:r>
-        <w:t xml:space="preserve">Testing a system before its prerequisites are met produces misleading results. This checklist defines what must be true before any query is run against the </w:t>
-      </w:r>
-      <w:proofErr w:type="gramStart"/>
-      <w:r>
-        <w:t>Cooperative</w:t>
-      </w:r>
-      <w:r>
-        <w:t xml:space="preserve"> </w:t>
-      </w:r>
-      <w:r>
-        <w:t xml:space="preserve"> AI</w:t>
-      </w:r>
-      <w:proofErr w:type="gramEnd"/>
-      <w:r>
-        <w:t xml:space="preserve"> System. Complete every item in sequence. Do not begin Part 2 until all gates are cleared.</w:t>
+        <w:t>Testing a system before its prerequisites are met produces misleading results. This checklist defines what must be true before any query is run against the Cooperative  AI System. Complete every item in sequence. Do not begin Part 2 until all gates are cleared.</w:t>
       </w:r>
     </w:p>
     <w:p>
@@ -6561,13 +5929,7 @@
         <w:pStyle w:val="FirstParagraph"/>
       </w:pPr>
       <w:r>
-        <w:t xml:space="preserve">The RAG pipeline retrieves answers from structured policy </w:t>
-      </w:r>
-      <w:r>
-        <w:t>documents not</w:t>
-      </w:r>
-      <w:r>
-        <w:t xml:space="preserve"> raw PDFs. Before testing, all policies within the pilot scope must be converted to structured markdown or JSON with section IDs and version numbers. This is a hard prerequisite: an unstructured knowledge base will produce unreliable retrieval results that cannot be meaningfully evaluated.</w:t>
+        <w:t>The RAG pipeline retrieves answers from structured policy documents not raw PDFs. Before testing, all policies within the pilot scope must be converted to structured markdown or JSON with section IDs and version numbers. This is a hard prerequisite: an unstructured knowledge base will produce unreliable retrieval results that cannot be meaningfully evaluated.</w:t>
       </w:r>
     </w:p>
     <w:p>
@@ -7502,8 +6864,8 @@
               </w:rPr>
               <w:t xml:space="preserve"> Raw PDFs are not sufficient. Each policy section must carry a unique ID (e.g., SLP-4.1 for Salary Loan Policy, Section 4.1) so that AI citations can be traced to the exact source. Without section IDs, audit logging is incomplete.</w:t>
             </w:r>
-            <w:bookmarkStart w:id="9" w:name="policy-structuring-requirement"/>
-            <w:bookmarkEnd w:id="9"/>
+            <w:bookmarkStart w:id="8" w:name="policy-structuring-requirement"/>
+            <w:bookmarkEnd w:id="8"/>
           </w:p>
         </w:tc>
       </w:tr>
@@ -7521,13 +6883,7 @@
         <w:pStyle w:val="FirstParagraph"/>
       </w:pPr>
       <w:r>
-        <w:t xml:space="preserve">These are governance </w:t>
-      </w:r>
-      <w:r>
-        <w:t>decisions not</w:t>
-      </w:r>
-      <w:r>
-        <w:t xml:space="preserve"> technical ones. Each must be resolved by a named person before testing begins.</w:t>
+        <w:t>These are governance decisions not technical ones. Each must be resolved by a named person before testing begins.</w:t>
       </w:r>
     </w:p>
     <w:tbl>
@@ -7892,19 +7248,11 @@
                 <w:rFonts w:ascii="Cambria" w:eastAsia="Cambria" w:hAnsi="Cambria"/>
               </w:rPr>
             </w:pPr>
-            <w:proofErr w:type="spellStart"/>
-            <w:r>
-              <w:rPr>
-                <w:rFonts w:eastAsia="Cambria"/>
-              </w:rPr>
-              <w:t>VoP</w:t>
-            </w:r>
-            <w:proofErr w:type="spellEnd"/>
-            <w:r>
-              <w:rPr>
-                <w:rFonts w:eastAsia="Cambria"/>
-              </w:rPr>
-              <w:t xml:space="preserve"> Template Ownership</w:t>
+            <w:r>
+              <w:rPr>
+                <w:rFonts w:eastAsia="Cambria"/>
+              </w:rPr>
+              <w:t>VoP Template Ownership</w:t>
             </w:r>
           </w:p>
         </w:tc>
@@ -7923,21 +7271,7 @@
               <w:rPr>
                 <w:rFonts w:eastAsia="Cambria"/>
               </w:rPr>
-              <w:t xml:space="preserve">Each department head named as owner of their department's </w:t>
-            </w:r>
-            <w:proofErr w:type="spellStart"/>
-            <w:r>
-              <w:rPr>
-                <w:rFonts w:eastAsia="Cambria"/>
-              </w:rPr>
-              <w:t>VoP</w:t>
-            </w:r>
-            <w:proofErr w:type="spellEnd"/>
-            <w:r>
-              <w:rPr>
-                <w:rFonts w:eastAsia="Cambria"/>
-              </w:rPr>
-              <w:t xml:space="preserve"> template. Templates authored by governance team, not the system developer.</w:t>
+              <w:t>Each department head named as owner of their department's VoP template. Templates authored by governance team, not the system developer.</w:t>
             </w:r>
           </w:p>
         </w:tc>
@@ -8546,33 +7880,11 @@
                 <w:rFonts w:ascii="Cambria" w:eastAsia="Cambria" w:hAnsi="Cambria"/>
               </w:rPr>
             </w:pPr>
-            <w:proofErr w:type="spellStart"/>
-            <w:r>
-              <w:rPr>
-                <w:rFonts w:eastAsia="Cambria"/>
-              </w:rPr>
-              <w:t>VoP</w:t>
-            </w:r>
-            <w:proofErr w:type="spellEnd"/>
-            <w:r>
-              <w:rPr>
-                <w:rFonts w:eastAsia="Cambria"/>
-              </w:rPr>
-              <w:t xml:space="preserve"> governance layer wrapping all queries (not </w:t>
-            </w:r>
-            <w:proofErr w:type="spellStart"/>
-            <w:r>
-              <w:rPr>
-                <w:rFonts w:eastAsia="Cambria"/>
-              </w:rPr>
-              <w:t>bypassable</w:t>
-            </w:r>
-            <w:proofErr w:type="spellEnd"/>
-            <w:r>
-              <w:rPr>
-                <w:rFonts w:eastAsia="Cambria"/>
-              </w:rPr>
-              <w:t xml:space="preserve"> by staff)</w:t>
+            <w:r>
+              <w:rPr>
+                <w:rFonts w:eastAsia="Cambria"/>
+              </w:rPr>
+              <w:t>VoP governance layer wrapping all queries (not bypassable by staff)</w:t>
             </w:r>
           </w:p>
         </w:tc>
@@ -8591,21 +7903,7 @@
               <w:rPr>
                 <w:rFonts w:eastAsia="Cambria"/>
               </w:rPr>
-              <w:t xml:space="preserve">Attempt to send a raw query without </w:t>
-            </w:r>
-            <w:proofErr w:type="spellStart"/>
-            <w:r>
-              <w:rPr>
-                <w:rFonts w:eastAsia="Cambria"/>
-              </w:rPr>
-              <w:t>VoP</w:t>
-            </w:r>
-            <w:proofErr w:type="spellEnd"/>
-            <w:r>
-              <w:rPr>
-                <w:rFonts w:eastAsia="Cambria"/>
-              </w:rPr>
-              <w:t xml:space="preserve"> wrapper; confirm it is rejected or automatically wrapped</w:t>
+              <w:t>Attempt to send a raw query without VoP wrapper; confirm it is rejected or automatically wrapped</w:t>
             </w:r>
           </w:p>
         </w:tc>
@@ -8987,8 +8285,8 @@
               </w:rPr>
               <w:t>[ ]</w:t>
             </w:r>
-            <w:bookmarkStart w:id="10" w:name="part-1-pre-testing-checklist"/>
-            <w:bookmarkEnd w:id="10"/>
+            <w:bookmarkStart w:id="9" w:name="part-1-pre-testing-checklist"/>
+            <w:bookmarkEnd w:id="9"/>
           </w:p>
         </w:tc>
       </w:tr>
@@ -8998,15 +8296,7 @@
         <w:pStyle w:val="Heading2"/>
       </w:pPr>
       <w:r>
-        <w:t xml:space="preserve">PART </w:t>
-      </w:r>
-      <w:proofErr w:type="gramStart"/>
-      <w:r>
-        <w:t>2  Test</w:t>
-      </w:r>
-      <w:proofErr w:type="gramEnd"/>
-      <w:r>
-        <w:t xml:space="preserve"> Set Construction</w:t>
+        <w:t>PART 2  Test Set Construction</w:t>
       </w:r>
     </w:p>
     <w:p>
@@ -9014,21 +8304,7 @@
         <w:pStyle w:val="FirstParagraph"/>
       </w:pPr>
       <w:r>
-        <w:t xml:space="preserve">The test set is the ground truth against which all system outputs are measured. It must be constructed by a person who knows </w:t>
-      </w:r>
-      <w:proofErr w:type="gramStart"/>
-      <w:r>
-        <w:t>COOPERATIVE</w:t>
-      </w:r>
-      <w:r>
-        <w:t xml:space="preserve"> </w:t>
-      </w:r>
-      <w:r>
-        <w:t>'s</w:t>
-      </w:r>
-      <w:proofErr w:type="gramEnd"/>
-      <w:r>
-        <w:t xml:space="preserve"> actual policies  not generated by the AI being tested. Each question must have a correct answer drawn from the actual policy document, with the exact section cited.</w:t>
+        <w:t>The test set is the ground truth against which all system outputs are measured. It must be constructed by a person who knows COOPERATIVE 's actual policies  not generated by the AI being tested. Each question must have a correct answer drawn from the actual policy document, with the exact section cited.</w:t>
       </w:r>
     </w:p>
     <w:p>
@@ -9080,33 +8356,7 @@
               <w:rPr>
                 <w:rFonts w:eastAsia="Cambria"/>
               </w:rPr>
-              <w:t xml:space="preserve"> Minimum required: 20 known-answer questions per department scope in the pilot. This document provides the framework and example questions. The policy steward and relevant department heads must supply the correct answers from </w:t>
-            </w:r>
-            <w:proofErr w:type="gramStart"/>
-            <w:r>
-              <w:rPr>
-                <w:rFonts w:eastAsia="Cambria"/>
-              </w:rPr>
-              <w:t>COOPERATIVE</w:t>
-            </w:r>
-            <w:r>
-              <w:rPr>
-                <w:rFonts w:eastAsia="Cambria"/>
-              </w:rPr>
-              <w:t xml:space="preserve"> </w:t>
-            </w:r>
-            <w:r>
-              <w:rPr>
-                <w:rFonts w:eastAsia="Cambria"/>
-              </w:rPr>
-              <w:t>'s</w:t>
-            </w:r>
-            <w:proofErr w:type="gramEnd"/>
-            <w:r>
-              <w:rPr>
-                <w:rFonts w:eastAsia="Cambria"/>
-              </w:rPr>
-              <w:t xml:space="preserve"> actual policy documents before testing begins.</w:t>
+              <w:t xml:space="preserve"> Minimum required: 20 known-answer questions per department scope in the pilot. This document provides the framework and example questions. The policy steward and relevant department heads must supply the correct answers from COOPERATIVE 's actual policy documents before testing begins.</w:t>
             </w:r>
           </w:p>
         </w:tc>
@@ -9539,21 +8789,7 @@
         <w:pStyle w:val="FirstParagraph"/>
       </w:pPr>
       <w:r>
-        <w:t xml:space="preserve">Minimum 20 questions required. The following are starter cases. Policy steward must supply correct answers from </w:t>
-      </w:r>
-      <w:proofErr w:type="gramStart"/>
-      <w:r>
-        <w:t>COOPERATIVE</w:t>
-      </w:r>
-      <w:r>
-        <w:t xml:space="preserve"> </w:t>
-      </w:r>
-      <w:r>
-        <w:t>'s</w:t>
-      </w:r>
-      <w:proofErr w:type="gramEnd"/>
-      <w:r>
-        <w:t xml:space="preserve"> actual Salary Loan Policy, Emergency Loan Policy, and Collection Procedures.</w:t>
+        <w:t>Minimum 20 questions required. The following are starter cases. Policy steward must supply correct answers from COOPERATIVE 's actual Salary Loan Policy, Emergency Loan Policy, and Collection Procedures.</w:t>
       </w:r>
     </w:p>
     <w:tbl>
@@ -11241,33 +10477,7 @@
               <w:rPr>
                 <w:rFonts w:eastAsia="Cambria"/>
               </w:rPr>
-              <w:t xml:space="preserve">What is the </w:t>
-            </w:r>
-            <w:proofErr w:type="gramStart"/>
-            <w:r>
-              <w:rPr>
-                <w:rFonts w:eastAsia="Cambria"/>
-              </w:rPr>
-              <w:t>Cooperative</w:t>
-            </w:r>
-            <w:r>
-              <w:rPr>
-                <w:rFonts w:eastAsia="Cambria"/>
-              </w:rPr>
-              <w:t xml:space="preserve"> </w:t>
-            </w:r>
-            <w:r>
-              <w:rPr>
-                <w:rFonts w:eastAsia="Cambria"/>
-              </w:rPr>
-              <w:t>'s</w:t>
-            </w:r>
-            <w:proofErr w:type="gramEnd"/>
-            <w:r>
-              <w:rPr>
-                <w:rFonts w:eastAsia="Cambria"/>
-              </w:rPr>
-              <w:t xml:space="preserve"> current policy on loan loss provisioning?</w:t>
+              <w:t>What is the Cooperative 's current policy on loan loss provisioning?</w:t>
             </w:r>
           </w:p>
         </w:tc>
@@ -11807,21 +11017,7 @@
               <w:rPr>
                 <w:rFonts w:eastAsia="Cambria"/>
               </w:rPr>
-              <w:t>Cross-</w:t>
-            </w:r>
-            <w:proofErr w:type="spellStart"/>
-            <w:r>
-              <w:rPr>
-                <w:rFonts w:eastAsia="Cambria"/>
-              </w:rPr>
-              <w:t>Dept</w:t>
-            </w:r>
-            <w:proofErr w:type="spellEnd"/>
-            <w:r>
-              <w:rPr>
-                <w:rFonts w:eastAsia="Cambria"/>
-              </w:rPr>
-              <w:t xml:space="preserve"> Report</w:t>
+              <w:t>Cross-Dept Report</w:t>
             </w:r>
           </w:p>
         </w:tc>
@@ -12214,15 +11410,7 @@
       </w:pPr>
       <w:r>
         <w:lastRenderedPageBreak/>
-        <w:t xml:space="preserve">PART </w:t>
-      </w:r>
-      <w:proofErr w:type="gramStart"/>
-      <w:r>
-        <w:t>3  Full</w:t>
-      </w:r>
-      <w:proofErr w:type="gramEnd"/>
-      <w:r>
-        <w:t xml:space="preserve"> Testing Documentation</w:t>
+        <w:t>PART 3  Full Testing Documentation</w:t>
       </w:r>
     </w:p>
     <w:p>
@@ -12238,15 +11426,7 @@
         <w:pStyle w:val="FirstParagraph"/>
       </w:pPr>
       <w:r>
-        <w:t xml:space="preserve">Adversarial cases test system behavior at the </w:t>
-      </w:r>
-      <w:proofErr w:type="gramStart"/>
-      <w:r>
-        <w:t>edges  ambiguous</w:t>
-      </w:r>
-      <w:proofErr w:type="gramEnd"/>
-      <w:r>
-        <w:t xml:space="preserve"> queries, out-of-scope requests, and attempts to bypass governance controls. These are as important as the known-answer cases. A system that handles the easy 80% correctly but fails silently on the hard 20% is potentially more dangerous than one that admits uncertainty consistently.</w:t>
+        <w:t>Adversarial cases test system behavior at the edges  ambiguous queries, out-of-scope requests, and attempts to bypass governance controls. These are as important as the known-answer cases. A system that handles the easy 80% correctly but fails silently on the hard 20% is potentially more dangerous than one that admits uncertainty consistently.</w:t>
       </w:r>
     </w:p>
     <w:tbl>
@@ -13420,19 +12600,7 @@
               <w:rPr>
                 <w:rFonts w:eastAsia="Cambria"/>
               </w:rPr>
-              <w:t xml:space="preserve">Flag as borderline. Cite the exact policy language. Route to human </w:t>
-            </w:r>
-            <w:r>
-              <w:rPr>
-                <w:rFonts w:eastAsia="Cambria"/>
-              </w:rPr>
-              <w:t>decision do</w:t>
-            </w:r>
-            <w:r>
-              <w:rPr>
-                <w:rFonts w:eastAsia="Cambria"/>
-              </w:rPr>
-              <w:t xml:space="preserve"> not auto-resolve.</w:t>
+              <w:t>Flag as borderline. Cite the exact policy language. Route to human decision do not auto-resolve.</w:t>
             </w:r>
           </w:p>
         </w:tc>
@@ -13874,25 +13042,7 @@
               <w:rPr>
                 <w:rFonts w:eastAsia="Cambria"/>
               </w:rPr>
-              <w:t xml:space="preserve">[Add more ambiguous cases specific to </w:t>
-            </w:r>
-            <w:r>
-              <w:rPr>
-                <w:rFonts w:eastAsia="Cambria"/>
-              </w:rPr>
-              <w:t>COOPERATIVE</w:t>
-            </w:r>
-            <w:r>
-              <w:rPr>
-                <w:rFonts w:eastAsia="Cambria"/>
-              </w:rPr>
-              <w:t xml:space="preserve"> </w:t>
-            </w:r>
-            <w:r>
-              <w:rPr>
-                <w:rFonts w:eastAsia="Cambria"/>
-              </w:rPr>
-              <w:t xml:space="preserve"> policies]</w:t>
+              <w:t>[Add more ambiguous cases specific to COOPERATIVE  policies]</w:t>
             </w:r>
           </w:p>
         </w:tc>
@@ -14505,8 +13655,8 @@
               </w:rPr>
               <w:t>[ ]</w:t>
             </w:r>
-            <w:bookmarkStart w:id="11" w:name="adversarial-test-cases"/>
-            <w:bookmarkEnd w:id="11"/>
+            <w:bookmarkStart w:id="10" w:name="adversarial-test-cases"/>
+            <w:bookmarkEnd w:id="10"/>
           </w:p>
         </w:tc>
       </w:tr>
@@ -14686,25 +13836,7 @@
               <w:rPr>
                 <w:rFonts w:eastAsia="Cambria"/>
               </w:rPr>
-              <w:t xml:space="preserve">The answer is factually correct based on </w:t>
-            </w:r>
-            <w:r>
-              <w:rPr>
-                <w:rFonts w:eastAsia="Cambria"/>
-              </w:rPr>
-              <w:t>COOPERATIVE</w:t>
-            </w:r>
-            <w:r>
-              <w:rPr>
-                <w:rFonts w:eastAsia="Cambria"/>
-              </w:rPr>
-              <w:t xml:space="preserve"> </w:t>
-            </w:r>
-            <w:r>
-              <w:rPr>
-                <w:rFonts w:eastAsia="Cambria"/>
-              </w:rPr>
-              <w:t>'s actual policy</w:t>
+              <w:t>The answer is factually correct based on COOPERATIVE 's actual policy</w:t>
             </w:r>
           </w:p>
         </w:tc>
@@ -15078,23 +14210,146 @@
           <w:b/>
           <w:bCs/>
         </w:rPr>
-        <w:t xml:space="preserve">Phase </w:t>
+        <w:t>Phase A  Internal Validation (Developer)</w:t>
       </w:r>
-      <w:proofErr w:type="gramStart"/>
+    </w:p>
+    <w:p>
+      <w:pPr>
+        <w:pStyle w:val="BodyText"/>
+      </w:pPr>
+      <w:r>
+        <w:t>Run by the system developer using the known-answer test set. Purpose: confirm the system is technically functioning before exposing it to staff.</w:t>
+      </w:r>
+    </w:p>
+    <w:p>
+      <w:pPr>
+        <w:numPr>
+          <w:ilvl w:val="0"/>
+          <w:numId w:val="2"/>
+        </w:numPr>
+      </w:pPr>
+      <w:r>
+        <w:t>Run all known-answer cases from Part 2. Record actual responses.</w:t>
+      </w:r>
+    </w:p>
+    <w:p>
+      <w:pPr>
+        <w:numPr>
+          <w:ilvl w:val="0"/>
+          <w:numId w:val="2"/>
+        </w:numPr>
+      </w:pPr>
+      <w:r>
+        <w:t>Run all adversarial cases from Part 3.1. Record actual responses.</w:t>
+      </w:r>
+    </w:p>
+    <w:p>
+      <w:pPr>
+        <w:numPr>
+          <w:ilvl w:val="0"/>
+          <w:numId w:val="2"/>
+        </w:numPr>
+      </w:pPr>
+      <w:r>
+        <w:t>Score each case against the five evaluation criteria.</w:t>
+      </w:r>
+    </w:p>
+    <w:p>
+      <w:pPr>
+        <w:numPr>
+          <w:ilvl w:val="0"/>
+          <w:numId w:val="2"/>
+        </w:numPr>
+      </w:pPr>
+      <w:r>
+        <w:t>Any Critical criterion failure stops testing. Fix and re-run before proceeding.</w:t>
+      </w:r>
+    </w:p>
+    <w:p>
+      <w:pPr>
+        <w:numPr>
+          <w:ilvl w:val="0"/>
+          <w:numId w:val="2"/>
+        </w:numPr>
+      </w:pPr>
+      <w:r>
+        <w:t>Minimum passing threshold before proceeding to Phase B: 90% of known-answer cases pass all five criteria.</w:t>
+      </w:r>
+    </w:p>
+    <w:p>
+      <w:pPr>
+        <w:pStyle w:val="FirstParagraph"/>
+      </w:pPr>
       <w:r>
         <w:rPr>
           <w:b/>
           <w:bCs/>
         </w:rPr>
-        <w:t>A  Internal</w:t>
+        <w:t>Phase B  Blind Validation (Independent Reviewer)</w:t>
       </w:r>
-      <w:proofErr w:type="gramEnd"/>
+    </w:p>
+    <w:p>
+      <w:pPr>
+        <w:pStyle w:val="BodyText"/>
+      </w:pPr>
+      <w:r>
+        <w:t>Run by a person who did not build the system  ideally the policy steward or compliance officer. They receive only the queries, not the expected answers, and evaluate whether the system's responses are trustworthy from a staff perspective.</w:t>
+      </w:r>
+    </w:p>
+    <w:p>
+      <w:pPr>
+        <w:numPr>
+          <w:ilvl w:val="0"/>
+          <w:numId w:val="2"/>
+        </w:numPr>
+      </w:pPr>
+      <w:r>
+        <w:t>Reviewer runs a subset of 10 known-answer cases without seeing the correct answers.</w:t>
+      </w:r>
+    </w:p>
+    <w:p>
+      <w:pPr>
+        <w:numPr>
+          <w:ilvl w:val="0"/>
+          <w:numId w:val="2"/>
+        </w:numPr>
+      </w:pPr>
+      <w:r>
+        <w:t>Reviewer rates each response: Trustworthy / Uncertain / Misleading.</w:t>
+      </w:r>
+    </w:p>
+    <w:p>
+      <w:pPr>
+        <w:numPr>
+          <w:ilvl w:val="0"/>
+          <w:numId w:val="2"/>
+        </w:numPr>
+      </w:pPr>
+      <w:r>
+        <w:t>Any response rated Misleading is a critical finding requiring investigation before pilot.</w:t>
+      </w:r>
+    </w:p>
+    <w:p>
+      <w:pPr>
+        <w:numPr>
+          <w:ilvl w:val="0"/>
+          <w:numId w:val="2"/>
+        </w:numPr>
+      </w:pPr>
+      <w:r>
+        <w:t>Reviewer also runs all scope boundary adversarial cases (ADV-001 through ADV-006).</w:t>
+      </w:r>
+    </w:p>
+    <w:p>
+      <w:pPr>
+        <w:pStyle w:val="FirstParagraph"/>
+      </w:pPr>
       <w:r>
         <w:rPr>
           <w:b/>
           <w:bCs/>
         </w:rPr>
-        <w:t xml:space="preserve"> Validation (Developer)</w:t>
+        <w:t>Phase C  Staff Shadow Testing (Pilot Department)</w:t>
       </w:r>
     </w:p>
     <w:p>
@@ -15102,194 +14357,7 @@
         <w:pStyle w:val="BodyText"/>
       </w:pPr>
       <w:r>
-        <w:t>Run by the system developer using the known-answer test set. Purpose: confirm the system is technically functioning before exposing it to staff.</w:t>
-      </w:r>
-    </w:p>
-    <w:p>
-      <w:pPr>
-        <w:numPr>
-          <w:ilvl w:val="0"/>
-          <w:numId w:val="2"/>
-        </w:numPr>
-      </w:pPr>
-      <w:r>
-        <w:t>Run all known-answer cases from Part 2. Record actual responses.</w:t>
-      </w:r>
-    </w:p>
-    <w:p>
-      <w:pPr>
-        <w:numPr>
-          <w:ilvl w:val="0"/>
-          <w:numId w:val="2"/>
-        </w:numPr>
-      </w:pPr>
-      <w:r>
-        <w:t>Run all adversarial cases from Part 3.1. Record actual responses.</w:t>
-      </w:r>
-    </w:p>
-    <w:p>
-      <w:pPr>
-        <w:numPr>
-          <w:ilvl w:val="0"/>
-          <w:numId w:val="2"/>
-        </w:numPr>
-      </w:pPr>
-      <w:r>
-        <w:t>Score each case against the five evaluation criteria.</w:t>
-      </w:r>
-    </w:p>
-    <w:p>
-      <w:pPr>
-        <w:numPr>
-          <w:ilvl w:val="0"/>
-          <w:numId w:val="2"/>
-        </w:numPr>
-      </w:pPr>
-      <w:r>
-        <w:t>Any Critical criterion failure stops testing. Fix and re-run before proceeding.</w:t>
-      </w:r>
-    </w:p>
-    <w:p>
-      <w:pPr>
-        <w:numPr>
-          <w:ilvl w:val="0"/>
-          <w:numId w:val="2"/>
-        </w:numPr>
-      </w:pPr>
-      <w:r>
-        <w:t>Minimum passing threshold before proceeding to Phase B: 90% of known-answer cases pass all five criteria.</w:t>
-      </w:r>
-    </w:p>
-    <w:p>
-      <w:pPr>
-        <w:pStyle w:val="FirstParagraph"/>
-      </w:pPr>
-      <w:r>
-        <w:rPr>
-          <w:b/>
-          <w:bCs/>
-        </w:rPr>
-        <w:t xml:space="preserve">Phase </w:t>
-      </w:r>
-      <w:proofErr w:type="gramStart"/>
-      <w:r>
-        <w:rPr>
-          <w:b/>
-          <w:bCs/>
-        </w:rPr>
-        <w:t>B  Blind</w:t>
-      </w:r>
-      <w:proofErr w:type="gramEnd"/>
-      <w:r>
-        <w:rPr>
-          <w:b/>
-          <w:bCs/>
-        </w:rPr>
-        <w:t xml:space="preserve"> Validation (Independent Reviewer)</w:t>
-      </w:r>
-    </w:p>
-    <w:p>
-      <w:pPr>
-        <w:pStyle w:val="BodyText"/>
-      </w:pPr>
-      <w:r>
-        <w:t xml:space="preserve">Run by a person who did not build the </w:t>
-      </w:r>
-      <w:proofErr w:type="gramStart"/>
-      <w:r>
-        <w:t>system  ideally</w:t>
-      </w:r>
-      <w:proofErr w:type="gramEnd"/>
-      <w:r>
-        <w:t xml:space="preserve"> the policy steward or compliance officer. They receive only the queries, not the expected answers, and evaluate whether the system's responses are trustworthy from a staff perspective.</w:t>
-      </w:r>
-    </w:p>
-    <w:p>
-      <w:pPr>
-        <w:numPr>
-          <w:ilvl w:val="0"/>
-          <w:numId w:val="2"/>
-        </w:numPr>
-      </w:pPr>
-      <w:r>
-        <w:t>Reviewer runs a subset of 10 known-answer cases without seeing the correct answers.</w:t>
-      </w:r>
-    </w:p>
-    <w:p>
-      <w:pPr>
-        <w:numPr>
-          <w:ilvl w:val="0"/>
-          <w:numId w:val="2"/>
-        </w:numPr>
-      </w:pPr>
-      <w:r>
-        <w:t>Reviewer rates each response: Trustworthy / Uncertain / Misleading.</w:t>
-      </w:r>
-    </w:p>
-    <w:p>
-      <w:pPr>
-        <w:numPr>
-          <w:ilvl w:val="0"/>
-          <w:numId w:val="2"/>
-        </w:numPr>
-      </w:pPr>
-      <w:r>
-        <w:t>Any response rated Misleading is a critical finding requiring investigation before pilot.</w:t>
-      </w:r>
-    </w:p>
-    <w:p>
-      <w:pPr>
-        <w:numPr>
-          <w:ilvl w:val="0"/>
-          <w:numId w:val="2"/>
-        </w:numPr>
-      </w:pPr>
-      <w:r>
-        <w:t>Reviewer also runs all scope boundary adversarial cases (ADV-001 through ADV-006).</w:t>
-      </w:r>
-    </w:p>
-    <w:p>
-      <w:pPr>
-        <w:pStyle w:val="FirstParagraph"/>
-      </w:pPr>
-      <w:r>
-        <w:rPr>
-          <w:b/>
-          <w:bCs/>
-        </w:rPr>
-        <w:t xml:space="preserve">Phase </w:t>
-      </w:r>
-      <w:proofErr w:type="gramStart"/>
-      <w:r>
-        <w:rPr>
-          <w:b/>
-          <w:bCs/>
-        </w:rPr>
-        <w:t>C  Staff</w:t>
-      </w:r>
-      <w:proofErr w:type="gramEnd"/>
-      <w:r>
-        <w:rPr>
-          <w:b/>
-          <w:bCs/>
-        </w:rPr>
-        <w:t xml:space="preserve"> Shadow Testing (Pilot Department)</w:t>
-      </w:r>
-    </w:p>
-    <w:p>
-      <w:pPr>
-        <w:pStyle w:val="BodyText"/>
-      </w:pPr>
-      <w:r>
-        <w:t xml:space="preserve">Run with one or two actual loan officers </w:t>
-      </w:r>
-      <w:proofErr w:type="gramStart"/>
-      <w:r>
-        <w:t>observing  not</w:t>
-      </w:r>
-      <w:proofErr w:type="gramEnd"/>
-      <w:r>
-        <w:t xml:space="preserve"> yet using the system independently. Purpose: identify usability friction and real-world query patterns that the test set did not anticipate.</w:t>
+        <w:t>Run with one or two actual loan officers observing  not yet using the system independently. Purpose: identify usability friction and real-world query patterns that the test set did not anticipate.</w:t>
       </w:r>
     </w:p>
     <w:p>
@@ -15334,15 +14402,7 @@
         </w:numPr>
       </w:pPr>
       <w:r>
-        <w:t xml:space="preserve">Staff comfort with the system is </w:t>
-      </w:r>
-      <w:proofErr w:type="gramStart"/>
-      <w:r>
-        <w:t>recorded  not</w:t>
-      </w:r>
-      <w:proofErr w:type="gramEnd"/>
-      <w:r>
-        <w:t xml:space="preserve"> as a pass/fail criterion, but as a data point for adoption planning.</w:t>
+        <w:t>Staff comfort with the system is recorded  not as a pass/fail criterion, but as a data point for adoption planning.</w:t>
       </w:r>
     </w:p>
     <w:p>
@@ -16550,8 +15610,8 @@
                 <w:rFonts w:ascii="Cambria" w:eastAsia="Cambria" w:hAnsi="Cambria"/>
               </w:rPr>
             </w:pPr>
-            <w:bookmarkStart w:id="12" w:name="test-results-log"/>
-            <w:bookmarkEnd w:id="12"/>
+            <w:bookmarkStart w:id="11" w:name="test-results-log"/>
+            <w:bookmarkEnd w:id="11"/>
           </w:p>
         </w:tc>
       </w:tr>
@@ -16569,13 +15629,7 @@
         <w:pStyle w:val="FirstParagraph"/>
       </w:pPr>
       <w:r>
-        <w:t xml:space="preserve">After Phases A, B, and C are complete, a readiness decision is made by </w:t>
-      </w:r>
-      <w:r>
-        <w:t>management not</w:t>
-      </w:r>
-      <w:r>
-        <w:t xml:space="preserve"> the developer. The following conditions must all be true before the pilot begins with live staff on real member data.</w:t>
+        <w:t>After Phases A, B, and C are complete, a readiness decision is made by management not the developer. The following conditions must all be true before the pilot begins with live staff on real member data.</w:t>
       </w:r>
     </w:p>
     <w:tbl>
@@ -17206,21 +16260,7 @@
               <w:rPr>
                 <w:rFonts w:eastAsia="Cambria"/>
               </w:rPr>
-              <w:t xml:space="preserve"> This document does not authorize the pilot. It defines the standard that must be met before authorization is sought from management. The decision to begin the </w:t>
-            </w:r>
-            <w:proofErr w:type="gramStart"/>
-            <w:r>
-              <w:rPr>
-                <w:rFonts w:eastAsia="Cambria"/>
-              </w:rPr>
-              <w:t>pilot  and</w:t>
-            </w:r>
-            <w:proofErr w:type="gramEnd"/>
-            <w:r>
-              <w:rPr>
-                <w:rFonts w:eastAsia="Cambria"/>
-              </w:rPr>
-              <w:t xml:space="preserve"> the accountability for that decision  belongs to a human.</w:t>
+              <w:t xml:space="preserve"> This document does not authorize the pilot. It defines the standard that must be met before authorization is sought from management. The decision to begin the pilot  and the accountability for that decision  belongs to a human.</w:t>
             </w:r>
           </w:p>
         </w:tc>
@@ -17261,90 +16301,34 @@
           <w:i/>
           <w:iCs/>
         </w:rPr>
-        <w:t xml:space="preserve">Both decisions require human </w:t>
-      </w:r>
-      <w:proofErr w:type="gramStart"/>
-      <w:r>
-        <w:rPr>
-          <w:b/>
-          <w:bCs/>
-          <w:i/>
-          <w:iCs/>
-        </w:rPr>
-        <w:t>authorization  not</w:t>
-      </w:r>
-      <w:proofErr w:type="gramEnd"/>
-      <w:r>
-        <w:rPr>
-          <w:b/>
-          <w:bCs/>
-          <w:i/>
-          <w:iCs/>
-        </w:rPr>
-        <w:t xml:space="preserve"> system confidence.</w:t>
+        <w:t>Both decisions require human authorization  not system confidence.</w:t>
       </w:r>
     </w:p>
     <w:p>
       <w:pPr>
         <w:pStyle w:val="BodyText"/>
       </w:pPr>
-      <w:proofErr w:type="gramStart"/>
       <w:r>
-        <w:t>Cooperative</w:t>
+        <w:t>Cooperative  AI System  Testing &amp; Validation Documentation | COOPERATIVE  | June 2026</w:t>
       </w:r>
-      <w:r>
-        <w:t xml:space="preserve"> </w:t>
-      </w:r>
-      <w:r>
-        <w:t xml:space="preserve"> AI</w:t>
-      </w:r>
-      <w:proofErr w:type="gramEnd"/>
-      <w:r>
-        <w:t xml:space="preserve"> System  Testing &amp; Validation Documentation | </w:t>
-      </w:r>
-      <w:r>
-        <w:t>COOPERATIVE</w:t>
-      </w:r>
-      <w:r>
-        <w:t xml:space="preserve"> </w:t>
-      </w:r>
-      <w:r>
-        <w:t xml:space="preserve"> | June 2026</w:t>
-      </w:r>
-      <w:bookmarkEnd w:id="8"/>
+      <w:bookmarkEnd w:id="7"/>
     </w:p>
     <w:p>
       <w:pPr>
         <w:pStyle w:val="Heading1"/>
       </w:pPr>
-      <w:bookmarkStart w:id="13" w:name="part-c-humanai-training-framework"/>
+      <w:bookmarkStart w:id="12" w:name="part-c-humanai-training-framework"/>
       <w:r>
-        <w:t xml:space="preserve">Part </w:t>
-      </w:r>
-      <w:proofErr w:type="gramStart"/>
-      <w:r>
-        <w:t>C  Human</w:t>
-      </w:r>
-      <w:proofErr w:type="gramEnd"/>
-      <w:r>
-        <w:t>/AI Training Framework</w:t>
+        <w:t>Part C  Human/AI Training Framework</w:t>
       </w:r>
     </w:p>
     <w:p>
       <w:pPr>
         <w:pStyle w:val="Heading2"/>
       </w:pPr>
-      <w:bookmarkStart w:id="14" w:name="X98041e1fbc101af63f81d5714ba003a5c057ae2"/>
+      <w:bookmarkStart w:id="13" w:name="X98041e1fbc101af63f81d5714ba003a5c057ae2"/>
       <w:r>
-        <w:t xml:space="preserve">1. Why Training Is a Separate Control </w:t>
-      </w:r>
-      <w:proofErr w:type="gramStart"/>
-      <w:r>
-        <w:t>From</w:t>
-      </w:r>
-      <w:proofErr w:type="gramEnd"/>
-      <w:r>
-        <w:t xml:space="preserve"> UI Friction</w:t>
+        <w:t>1. Why Training Is a Separate Control From UI Friction</w:t>
       </w:r>
     </w:p>
     <w:p>
@@ -17360,25 +16344,16 @@
         <w:pStyle w:val="BodyText"/>
       </w:pPr>
       <w:r>
-        <w:t xml:space="preserve">Training closes this gap by teaching the reasoning behind each mechanism, not just its operation. This is what keeps friction functioning as a check rather than degrading into a </w:t>
+        <w:t>Training closes this gap by teaching the reasoning behind each mechanism, not just its operation. This is what keeps friction functioning as a check rather than degrading into a formality  and it is the same distinction raised during CAS implementation planning: an experienced reviewer's confident glance at a fluent, correctly-formatted AI answer is not a safeguard, it is a description of how automation bias actually happens. Training is aimed directly at that gap.</w:t>
       </w:r>
-      <w:proofErr w:type="gramStart"/>
-      <w:r>
-        <w:t>formality  and</w:t>
-      </w:r>
-      <w:proofErr w:type="gramEnd"/>
-      <w:r>
-        <w:t xml:space="preserve"> it is the same distinction raised during CAS implementation planning: an experienced reviewer's confident glance at a fluent, correctly-formatted AI answer is not a safeguard, it is a description of how automation bias actually happens. Training is aimed directly at that gap.</w:t>
-      </w:r>
-      <w:bookmarkEnd w:id="14"/>
+      <w:bookmarkEnd w:id="13"/>
     </w:p>
     <w:p>
       <w:pPr>
         <w:pStyle w:val="Heading2"/>
       </w:pPr>
-      <w:bookmarkStart w:id="15" w:name="X5f9834452ce2e0d7a0ec60d7dca917268a150f2"/>
       <w:r>
-        <w:t>2. Core Training Content: Recognizing Wrong-but-Fluent Output</w:t>
+        <w:t>2. Automation Bias — Documented Precedent</w:t>
       </w:r>
     </w:p>
     <w:p>
@@ -17386,13 +16361,294 @@
         <w:pStyle w:val="FirstParagraph"/>
       </w:pPr>
       <w:r>
-        <w:t xml:space="preserve">The central training objective is teaching staff what a plausible, well-formatted, incorrect AI answer actually looks </w:t>
+        <w:t xml:space="preserve">Automation bias (Risk &amp; Mitigation Report, Risk 1) is not a CAS-specific </w:t>
       </w:r>
       <w:r>
-        <w:t>like because</w:t>
+        <w:t>or hypothetical concern — it is a well-documented pattern in other domains where a system becomes reliable enough that human review quality degrades. Naming precedent here grounds the risk in evidence rather than speculation, for any reader evaluating whet</w:t>
       </w:r>
       <w:r>
-        <w:t xml:space="preserve"> it looks identical to a correct one at a glance. Training should walk through concrete, realistic failure examples rather than abstract warnings.</w:t>
+        <w:t>her Risk 1's Critical priority is justified.</w:t>
+      </w:r>
+    </w:p>
+    <w:tbl>
+      <w:tblPr>
+        <w:tblStyle w:val="Table"/>
+        <w:tblW w:w="4850" w:type="pct"/>
+        <w:tblInd w:w="0" w:type="dxa"/>
+        <w:tblBorders>
+          <w:top w:val="single" w:sz="4" w:space="0" w:color="auto"/>
+          <w:left w:val="single" w:sz="4" w:space="0" w:color="auto"/>
+          <w:bottom w:val="single" w:sz="4" w:space="0" w:color="auto"/>
+          <w:right w:val="single" w:sz="4" w:space="0" w:color="auto"/>
+          <w:insideH w:val="single" w:sz="4" w:space="0" w:color="auto"/>
+          <w:insideV w:val="single" w:sz="4" w:space="0" w:color="auto"/>
+        </w:tblBorders>
+        <w:tblLayout w:type="fixed"/>
+        <w:tblLook w:val="0020" w:firstRow="1" w:lastRow="0" w:firstColumn="0" w:lastColumn="0" w:noHBand="0" w:noVBand="0"/>
+      </w:tblPr>
+      <w:tblGrid>
+        <w:gridCol w:w="3000"/>
+        <w:gridCol w:w="6768"/>
+      </w:tblGrid>
+      <w:tr>
+        <w:trPr>
+          <w:cnfStyle w:val="100000000000" w:firstRow="1" w:lastRow="0" w:firstColumn="0" w:lastColumn="0" w:oddVBand="0" w:evenVBand="0" w:oddHBand="0" w:evenHBand="0" w:firstRowFirstColumn="0" w:firstRowLastColumn="0" w:lastRowFirstColumn="0" w:lastRowLastColumn="0"/>
+          <w:tblHeader/>
+        </w:trPr>
+        <w:tc>
+          <w:tcPr>
+            <w:tcW w:w="3000" w:type="dxa"/>
+            <w:tcBorders>
+              <w:bottom w:val="none" w:sz="0" w:space="0" w:color="auto"/>
+            </w:tcBorders>
+          </w:tcPr>
+          <w:p>
+            <w:pPr>
+              <w:pStyle w:val="Compact"/>
+              <w:jc w:val="center"/>
+              <w:rPr>
+                <w:rFonts w:ascii="Cambria" w:eastAsia="Cambria" w:hAnsi="Cambria"/>
+              </w:rPr>
+            </w:pPr>
+            <w:r>
+              <w:rPr>
+                <w:rFonts w:eastAsia="Cambria"/>
+                <w:b/>
+                <w:bCs/>
+              </w:rPr>
+              <w:t>Domain</w:t>
+            </w:r>
+          </w:p>
+        </w:tc>
+        <w:tc>
+          <w:tcPr>
+            <w:tcW w:w="6768" w:type="dxa"/>
+            <w:tcBorders>
+              <w:bottom w:val="none" w:sz="0" w:space="0" w:color="auto"/>
+            </w:tcBorders>
+          </w:tcPr>
+          <w:p>
+            <w:pPr>
+              <w:pStyle w:val="Compact"/>
+              <w:jc w:val="center"/>
+              <w:rPr>
+                <w:rFonts w:ascii="Cambria" w:eastAsia="Cambria" w:hAnsi="Cambria"/>
+              </w:rPr>
+            </w:pPr>
+            <w:r>
+              <w:rPr>
+                <w:rFonts w:eastAsia="Cambria"/>
+                <w:b/>
+                <w:bCs/>
+              </w:rPr>
+              <w:t>Documented Pattern</w:t>
+            </w:r>
+          </w:p>
+        </w:tc>
+      </w:tr>
+      <w:tr>
+        <w:tc>
+          <w:tcPr>
+            <w:tcW w:w="3000" w:type="dxa"/>
+          </w:tcPr>
+          <w:p>
+            <w:pPr>
+              <w:pStyle w:val="Compact"/>
+              <w:rPr>
+                <w:rFonts w:ascii="Cambria" w:eastAsia="Cambria" w:hAnsi="Cambria"/>
+              </w:rPr>
+            </w:pPr>
+            <w:r>
+              <w:rPr>
+                <w:rFonts w:eastAsia="Cambria"/>
+              </w:rPr>
+              <w:t>Aviation</w:t>
+            </w:r>
+          </w:p>
+        </w:tc>
+        <w:tc>
+          <w:tcPr>
+            <w:tcW w:w="6768" w:type="dxa"/>
+          </w:tcPr>
+          <w:p>
+            <w:pPr>
+              <w:pStyle w:val="Compact"/>
+              <w:rPr>
+                <w:rFonts w:ascii="Cambria" w:eastAsia="Cambria" w:hAnsi="Cambria"/>
+              </w:rPr>
+            </w:pPr>
+            <w:r>
+              <w:rPr>
+                <w:rFonts w:eastAsia="Cambria"/>
+              </w:rPr>
+              <w:t>Autopilot reliance has been linked, in documented incidents, to erosion of pilot vigilance and manual-flight skill — the rare moment automation is wrong is exactly when degraded monitoring fails to catch it.</w:t>
+            </w:r>
+          </w:p>
+        </w:tc>
+      </w:tr>
+      <w:tr>
+        <w:tc>
+          <w:tcPr>
+            <w:tcW w:w="3000" w:type="dxa"/>
+          </w:tcPr>
+          <w:p>
+            <w:pPr>
+              <w:pStyle w:val="Compact"/>
+              <w:rPr>
+                <w:rFonts w:ascii="Cambria" w:eastAsia="Cambria" w:hAnsi="Cambria"/>
+              </w:rPr>
+            </w:pPr>
+            <w:r>
+              <w:rPr>
+                <w:rFonts w:eastAsia="Cambria"/>
+              </w:rPr>
+              <w:t>Radiology</w:t>
+            </w:r>
+          </w:p>
+        </w:tc>
+        <w:tc>
+          <w:tcPr>
+            <w:tcW w:w="6768" w:type="dxa"/>
+          </w:tcPr>
+          <w:p>
+            <w:pPr>
+              <w:pStyle w:val="Compact"/>
+              <w:rPr>
+                <w:rFonts w:ascii="Cambria" w:eastAsia="Cambria" w:hAnsi="Cambria"/>
+              </w:rPr>
+            </w:pPr>
+            <w:r>
+              <w:rPr>
+                <w:rFonts w:eastAsia="Cambria"/>
+              </w:rPr>
+              <w:t>Studies have found radiologists are m</w:t>
+            </w:r>
+            <w:r>
+              <w:rPr>
+                <w:rFonts w:eastAsia="Cambria"/>
+              </w:rPr>
+              <w:t>ore likely to also miss a finding when an AI-assisted screening tool highlights the wrong area or misses it, despite being expected to review independently.</w:t>
+            </w:r>
+          </w:p>
+        </w:tc>
+      </w:tr>
+      <w:tr>
+        <w:tc>
+          <w:tcPr>
+            <w:tcW w:w="3000" w:type="dxa"/>
+          </w:tcPr>
+          <w:p>
+            <w:pPr>
+              <w:pStyle w:val="Compact"/>
+              <w:rPr>
+                <w:rFonts w:ascii="Cambria" w:eastAsia="Cambria" w:hAnsi="Cambria"/>
+              </w:rPr>
+            </w:pPr>
+            <w:r>
+              <w:rPr>
+                <w:rFonts w:eastAsia="Cambria"/>
+              </w:rPr>
+              <w:lastRenderedPageBreak/>
+              <w:t>Judicial risk assessment</w:t>
+            </w:r>
+          </w:p>
+        </w:tc>
+        <w:tc>
+          <w:tcPr>
+            <w:tcW w:w="6768" w:type="dxa"/>
+          </w:tcPr>
+          <w:p>
+            <w:pPr>
+              <w:pStyle w:val="Compact"/>
+              <w:rPr>
+                <w:rFonts w:ascii="Cambria" w:eastAsia="Cambria" w:hAnsi="Cambria"/>
+              </w:rPr>
+            </w:pPr>
+            <w:r>
+              <w:rPr>
+                <w:rFonts w:eastAsia="Cambria"/>
+              </w:rPr>
+              <w:t>Algorithmic risk-scoring tools used in parole and sentencing decisions ha</w:t>
+            </w:r>
+            <w:r>
+              <w:rPr>
+                <w:rFonts w:eastAsia="Cambria"/>
+              </w:rPr>
+              <w:t>ve been criticized for being treated as findings of fact rather than one input, particularly under caseload pressure.</w:t>
+            </w:r>
+          </w:p>
+        </w:tc>
+      </w:tr>
+      <w:tr>
+        <w:tc>
+          <w:tcPr>
+            <w:tcW w:w="3000" w:type="dxa"/>
+          </w:tcPr>
+          <w:p>
+            <w:pPr>
+              <w:pStyle w:val="Compact"/>
+              <w:rPr>
+                <w:rFonts w:ascii="Cambria" w:eastAsia="Cambria" w:hAnsi="Cambria"/>
+              </w:rPr>
+            </w:pPr>
+            <w:r>
+              <w:rPr>
+                <w:rFonts w:eastAsia="Cambria"/>
+              </w:rPr>
+              <w:t>Consumer navigation</w:t>
+            </w:r>
+          </w:p>
+        </w:tc>
+        <w:tc>
+          <w:tcPr>
+            <w:tcW w:w="6768" w:type="dxa"/>
+          </w:tcPr>
+          <w:p>
+            <w:pPr>
+              <w:pStyle w:val="Compact"/>
+              <w:rPr>
+                <w:rFonts w:ascii="Cambria" w:eastAsia="Cambria" w:hAnsi="Cambria"/>
+              </w:rPr>
+            </w:pPr>
+            <w:r>
+              <w:rPr>
+                <w:rFonts w:eastAsia="Cambria"/>
+              </w:rPr>
+              <w:t>Widely reported cases of drivers following GPS directions into closed roads, dead ends, or unsafe routes illustrate h</w:t>
+            </w:r>
+            <w:r>
+              <w:rPr>
+                <w:rFonts w:eastAsia="Cambria"/>
+              </w:rPr>
+              <w:t>ow reliability itself reduces the instinct to cross-check against reality.</w:t>
+            </w:r>
+          </w:p>
+        </w:tc>
+      </w:tr>
+    </w:tbl>
+    <w:p>
+      <w:r>
+        <w:t>The common thread: reliability erodes scrutiny. This is the specific mechanism the Risk Report's mandatory review friction, random audit sampling, and confidence-threshold routing are designed to counteract — not a generic caution, but a structural counter</w:t>
+      </w:r>
+      <w:r>
+        <w:t>measure to a known failure mode.</w:t>
+      </w:r>
+    </w:p>
+    <w:p>
+      <w:pPr>
+        <w:pStyle w:val="Heading2"/>
+      </w:pPr>
+      <w:bookmarkStart w:id="14" w:name="X5f9834452ce2e0d7a0ec60d7dca917268a150f2"/>
+      <w:r>
+        <w:t>3. Core Training Content: Recognizing Wrong-but-Fluent Output</w:t>
+      </w:r>
+    </w:p>
+    <w:p>
+      <w:pPr>
+        <w:pStyle w:val="FirstParagraph"/>
+      </w:pPr>
+      <w:r>
+        <w:t>The central training objective is teaching staff what a plausible, well-formatted, incorrect AI answer actually looks like because it looks identical to a correct one at a glance. Training should walk through concrete, realistic failure examples rather than abstract warnings.</w:t>
       </w:r>
     </w:p>
     <w:tbl>
@@ -17532,19 +16788,7 @@
               <w:rPr>
                 <w:rFonts w:eastAsia="Cambria"/>
               </w:rPr>
-              <w:t xml:space="preserve">A fluent, correctly-cited answer referencing Policy §4.1, formatted exactly like a correct </w:t>
-            </w:r>
-            <w:r>
-              <w:rPr>
-                <w:rFonts w:eastAsia="Cambria"/>
-              </w:rPr>
-              <w:t>answer except</w:t>
-            </w:r>
-            <w:r>
-              <w:rPr>
-                <w:rFonts w:eastAsia="Cambria"/>
-              </w:rPr>
-              <w:t xml:space="preserve"> the board updated §4.1 last week and the knowledge base has not caught up.</w:t>
+              <w:t>A fluent, correctly-cited answer referencing Policy §4.1, formatted exactly like a correct answer except the board updated §4.1 last week and the knowledge base has not caught up.</w:t>
             </w:r>
           </w:p>
         </w:tc>
@@ -17563,19 +16807,7 @@
               <w:rPr>
                 <w:rFonts w:eastAsia="Cambria"/>
               </w:rPr>
-              <w:t xml:space="preserve">Nothing in the output signals staleness unless the citation is checked against the actual current </w:t>
-            </w:r>
-            <w:r>
-              <w:rPr>
-                <w:rFonts w:eastAsia="Cambria"/>
-              </w:rPr>
-              <w:t>policy the</w:t>
-            </w:r>
-            <w:r>
-              <w:rPr>
-                <w:rFonts w:eastAsia="Cambria"/>
-              </w:rPr>
-              <w:t xml:space="preserve"> format alone cannot distinguish current from superseded.</w:t>
+              <w:t>Nothing in the output signals staleness unless the citation is checked against the actual current policy the format alone cannot distinguish current from superseded.</w:t>
             </w:r>
           </w:p>
         </w:tc>
@@ -17615,26 +16847,7 @@
               <w:rPr>
                 <w:rFonts w:eastAsia="Cambria"/>
               </w:rPr>
-              <w:t xml:space="preserve">Correct-looking eligibility logic applied to the wrong category of </w:t>
-            </w:r>
-            <w:r>
-              <w:rPr>
-                <w:rFonts w:eastAsia="Cambria"/>
-              </w:rPr>
-              <w:t>member e.g</w:t>
-            </w:r>
-            <w:r>
-              <w:rPr>
-                <w:rFonts w:eastAsia="Cambria"/>
-              </w:rPr>
-              <w:t xml:space="preserve">., </w:t>
-            </w:r>
-            <w:r>
-              <w:rPr>
-                <w:rFonts w:eastAsia="Cambria"/>
-              </w:rPr>
-              <w:lastRenderedPageBreak/>
-              <w:t>treating a reactivated account as continuously active tenure.</w:t>
+              <w:t>Correct-looking eligibility logic applied to the wrong category of member e.g., treating a reactivated account as continuously active tenure.</w:t>
             </w:r>
           </w:p>
         </w:tc>
@@ -17653,15 +16866,7 @@
               <w:rPr>
                 <w:rFonts w:eastAsia="Cambria"/>
               </w:rPr>
-              <w:lastRenderedPageBreak/>
-              <w:t xml:space="preserve">The numbers and policy language are all individually correct; only cross-checking the </w:t>
-            </w:r>
-            <w:r>
-              <w:rPr>
-                <w:rFonts w:eastAsia="Cambria"/>
-              </w:rPr>
-              <w:lastRenderedPageBreak/>
-              <w:t>member's actual history reveals the misclassification.</w:t>
+              <w:t>The numbers and policy language are all individually correct; only cross-checking the member's actual history reveals the misclassification.</w:t>
             </w:r>
           </w:p>
         </w:tc>
@@ -17682,7 +16887,6 @@
               <w:rPr>
                 <w:rFonts w:eastAsia="Cambria"/>
               </w:rPr>
-              <w:lastRenderedPageBreak/>
               <w:t>Ambiguous clause misread</w:t>
             </w:r>
           </w:p>
@@ -17721,19 +16925,7 @@
               <w:rPr>
                 <w:rFonts w:eastAsia="Cambria"/>
               </w:rPr>
-              <w:t xml:space="preserve">Confidence in tone is not evidence of </w:t>
-            </w:r>
-            <w:r>
-              <w:rPr>
-                <w:rFonts w:eastAsia="Cambria"/>
-              </w:rPr>
-              <w:t>correctness an</w:t>
-            </w:r>
-            <w:r>
-              <w:rPr>
-                <w:rFonts w:eastAsia="Cambria"/>
-              </w:rPr>
-              <w:t xml:space="preserve"> AI system can be equally fluent when it is right and when it has silently picked one of several plausible interpretations.</w:t>
+              <w:t>Confidence in tone is not evidence of correctness an AI system can be equally fluent when it is right and when it has silently picked one of several plausible interpretations.</w:t>
             </w:r>
           </w:p>
         </w:tc>
@@ -17744,22 +16936,16 @@
         <w:pStyle w:val="BodyText"/>
       </w:pPr>
       <w:r>
-        <w:t xml:space="preserve">Training should make explicit that these are not edge-case rarities to memorize </w:t>
+        <w:t>Training should make explicit that these are not edge-case rarities to memorize individually they are examples of a general pattern (fluent output can be wrong in ways formatting cannot reveal) that staff should hold as a standing default, not a checklist.</w:t>
       </w:r>
-      <w:r>
-        <w:t>individually they</w:t>
-      </w:r>
-      <w:r>
-        <w:t xml:space="preserve"> are examples of a general pattern (fluent output can be wrong in ways formatting cannot reveal) that staff should hold as a standing default, not a checklist.</w:t>
-      </w:r>
-      <w:bookmarkEnd w:id="15"/>
+      <w:bookmarkEnd w:id="14"/>
     </w:p>
     <w:p>
       <w:pPr>
         <w:pStyle w:val="Heading2"/>
       </w:pPr>
       <w:r>
-        <w:t>3. What Each Governance Mechanism Is Actually For</w:t>
+        <w:t>4. What Each Governance Mechanism Is Actually For</w:t>
       </w:r>
     </w:p>
     <w:p>
@@ -17817,6 +17003,7 @@
                 <w:b/>
                 <w:bCs/>
               </w:rPr>
+              <w:lastRenderedPageBreak/>
               <w:t>Mechanism</w:t>
             </w:r>
           </w:p>
@@ -17926,19 +17113,7 @@
               <w:rPr>
                 <w:rFonts w:eastAsia="Cambria"/>
               </w:rPr>
-              <w:t xml:space="preserve">“This field exists so you locate and read the actual cited policy section before </w:t>
-            </w:r>
-            <w:r>
-              <w:rPr>
-                <w:rFonts w:eastAsia="Cambria"/>
-              </w:rPr>
-              <w:t>approving not</w:t>
-            </w:r>
-            <w:r>
-              <w:rPr>
-                <w:rFonts w:eastAsia="Cambria"/>
-              </w:rPr>
-              <w:t xml:space="preserve"> to describe what you already assumed was true.”</w:t>
+              <w:t>“This field exists so you locate and read the actual cited policy section before approving not to describe what you already assumed was true.”</w:t>
             </w:r>
           </w:p>
         </w:tc>
@@ -17997,19 +17172,7 @@
               <w:rPr>
                 <w:rFonts w:eastAsia="Cambria"/>
               </w:rPr>
-              <w:t xml:space="preserve">“Any approval, including ones that feel routine, may be pulled for </w:t>
-            </w:r>
-            <w:r>
-              <w:rPr>
-                <w:rFonts w:eastAsia="Cambria"/>
-              </w:rPr>
-              <w:t>review this</w:t>
-            </w:r>
-            <w:r>
-              <w:rPr>
-                <w:rFonts w:eastAsia="Cambria"/>
-              </w:rPr>
-              <w:t xml:space="preserve"> is what keeps review quality consistent instead of decaying as trust in the system builds.”</w:t>
+              <w:t>“Any approval, including ones that feel routine, may be pulled for review this is what keeps review quality consistent instead of decaying as trust in the system builds.”</w:t>
             </w:r>
           </w:p>
         </w:tc>
@@ -18068,19 +17231,7 @@
               <w:rPr>
                 <w:rFonts w:eastAsia="Cambria"/>
               </w:rPr>
-              <w:t xml:space="preserve">“Below the threshold, the system is telling you it could not confirm this answer against a clear policy </w:t>
-            </w:r>
-            <w:r>
-              <w:rPr>
-                <w:rFonts w:eastAsia="Cambria"/>
-              </w:rPr>
-              <w:t>match treat</w:t>
-            </w:r>
-            <w:r>
-              <w:rPr>
-                <w:rFonts w:eastAsia="Cambria"/>
-              </w:rPr>
-              <w:t xml:space="preserve"> that as a signal to verify manually, not as noise to dismiss.”</w:t>
+              <w:t>“Below the threshold, the system is telling you it could not confirm this answer against a clear policy match treat that as a signal to verify manually, not as noise to dismiss.”</w:t>
             </w:r>
           </w:p>
         </w:tc>
@@ -18139,22 +17290,10 @@
               <w:rPr>
                 <w:rFonts w:eastAsia="Cambria"/>
               </w:rPr>
-              <w:t xml:space="preserve">“This means the knowledge base has not been updated within the expected window after the last known board </w:t>
-            </w:r>
-            <w:r>
-              <w:rPr>
-                <w:rFonts w:eastAsia="Cambria"/>
-              </w:rPr>
-              <w:t>resolution the</w:t>
-            </w:r>
-            <w:r>
-              <w:rPr>
-                <w:rFonts w:eastAsia="Cambria"/>
-              </w:rPr>
-              <w:t xml:space="preserve"> AI may be citing a policy that is no longer current.”</w:t>
-            </w:r>
-            <w:bookmarkStart w:id="16" w:name="Xab08a259cdea26cfaa4c2ccf3c5aa1e7ce38401"/>
-            <w:bookmarkEnd w:id="16"/>
+              <w:t>“This means the knowledge base has not been updated within the expected window after the last known board resolution the AI may be citing a policy that is no longer current.”</w:t>
+            </w:r>
+            <w:bookmarkStart w:id="15" w:name="Xab08a259cdea26cfaa4c2ccf3c5aa1e7ce38401"/>
+            <w:bookmarkEnd w:id="15"/>
           </w:p>
         </w:tc>
       </w:tr>
@@ -18164,7 +17303,7 @@
         <w:pStyle w:val="Heading2"/>
       </w:pPr>
       <w:r>
-        <w:t>4. Tenure-Based Onboarding Track</w:t>
+        <w:t>5. Tenure-Based Onboarding Track</w:t>
       </w:r>
     </w:p>
     <w:p>
@@ -18172,23 +17311,7 @@
         <w:pStyle w:val="FirstParagraph"/>
       </w:pPr>
       <w:r>
-        <w:t xml:space="preserve">New staff do not yet have the domain pattern recognition an experienced reviewer relies on, which places them at a different risk than automation </w:t>
-      </w:r>
-      <w:proofErr w:type="gramStart"/>
-      <w:r>
-        <w:t>bias  not</w:t>
-      </w:r>
-      <w:proofErr w:type="gramEnd"/>
-      <w:r>
-        <w:t xml:space="preserve"> reflexive over-trust built from experience, but under-informed trust built from lacking the experience to question anything at all. Training for new staff should be paired with the tenure-aware </w:t>
-      </w:r>
-      <w:proofErr w:type="spellStart"/>
-      <w:r>
-        <w:t>VoP</w:t>
-      </w:r>
-      <w:proofErr w:type="spellEnd"/>
-      <w:r>
-        <w:t xml:space="preserve"> scoping introduced in the Addendum (§7).</w:t>
+        <w:t>New staff do not yet have the domain pattern recognition an experienced reviewer relies on, which places them at a different risk than automation bias  not reflexive over-trust built from experience, but under-informed trust built from lacking the experience to question anything at all. Training for new staff should be paired with the tenure-aware VoP scoping introduced in the Addendum (§7).</w:t>
       </w:r>
     </w:p>
     <w:p>
@@ -18199,24 +17322,7 @@
         </w:numPr>
       </w:pPr>
       <w:r>
-        <w:lastRenderedPageBreak/>
-        <w:t xml:space="preserve">New-hire track begins with the narrowed </w:t>
-      </w:r>
-      <w:proofErr w:type="spellStart"/>
-      <w:r>
-        <w:t>VoP</w:t>
-      </w:r>
-      <w:proofErr w:type="spellEnd"/>
-      <w:r>
-        <w:t xml:space="preserve"> </w:t>
-      </w:r>
-      <w:proofErr w:type="gramStart"/>
-      <w:r>
-        <w:t>template  a</w:t>
-      </w:r>
-      <w:proofErr w:type="gramEnd"/>
-      <w:r>
-        <w:t xml:space="preserve"> fixed set of guided query options rather than open free-text input  alongside training on what each option actually checks.</w:t>
+        <w:t>New-hire track begins with the narrowed VoP template  a fixed set of guided query options rather than open free-text input  alongside training on what each option actually checks.</w:t>
       </w:r>
     </w:p>
     <w:p>
@@ -18238,36 +17344,16 @@
         </w:numPr>
       </w:pPr>
       <w:r>
-        <w:t xml:space="preserve">Graduation from the new-staff template to full role-based access requires a defined </w:t>
-      </w:r>
-      <w:r>
-        <w:t>milestone time</w:t>
-      </w:r>
-      <w:r>
-        <w:t xml:space="preserve">-based, supervisor sign-off, or demonstrated completion of a short review-quality </w:t>
-      </w:r>
-      <w:r>
-        <w:t>check to</w:t>
-      </w:r>
-      <w:r>
-        <w:t xml:space="preserve"> be finalized when the tenure-aware </w:t>
-      </w:r>
-      <w:proofErr w:type="spellStart"/>
-      <w:r>
-        <w:t>VoP</w:t>
-      </w:r>
-      <w:proofErr w:type="spellEnd"/>
-      <w:r>
-        <w:t xml:space="preserve"> concept is formally specified.</w:t>
+        <w:t>Graduation from the new-staff template to full role-based access requires a defined milestone time-based, supervisor sign-off, or demonstrated completion of a short review-quality check to be finalized when the tenure-aware VoP concept is formally specified.</w:t>
       </w:r>
     </w:p>
     <w:p>
       <w:pPr>
         <w:pStyle w:val="Heading2"/>
       </w:pPr>
-      <w:bookmarkStart w:id="17" w:name="recurring-cadence-not-a-one-time-session"/>
+      <w:bookmarkStart w:id="16" w:name="recurring-cadence-not-a-one-time-session"/>
       <w:r>
-        <w:t>5. Recurring Cadence, Not a One-Time Session</w:t>
+        <w:t>6. Recurring Cadence, Not a One-Time Session</w:t>
       </w:r>
     </w:p>
     <w:p>
@@ -18275,13 +17361,7 @@
         <w:pStyle w:val="FirstParagraph"/>
       </w:pPr>
       <w:r>
-        <w:t xml:space="preserve">Automation bias is a decay </w:t>
-      </w:r>
-      <w:r>
-        <w:t>pattern review</w:t>
-      </w:r>
-      <w:r>
-        <w:t xml:space="preserve"> quality erodes gradually as trust accumulates, which means a single onboarding session addresses the risk only at time zero. The Risk &amp; Mitigation Report's own framing (“approvals become reflexive rather than deliberate” over time) implies training must be periodic to remain effective.</w:t>
+        <w:t>Automation bias is a decay pattern review quality erodes gradually as trust accumulates, which means a single onboarding session addresses the risk only at time zero. The Risk &amp; Mitigation Report's own framing (“approvals become reflexive rather than deliberate” over time) implies training must be periodic to remain effective.</w:t>
       </w:r>
     </w:p>
     <w:p>
@@ -18303,17 +17383,18 @@
         </w:numPr>
       </w:pPr>
       <w:r>
+        <w:lastRenderedPageBreak/>
         <w:t>Any Critical finding surfaced through the Simulation Plan's testing events, or through the error-flagging loop once live, should be folded back into the next refresher cycle  training content should evolve from real findings, not stay fixed at launch.</w:t>
       </w:r>
-      <w:bookmarkEnd w:id="17"/>
+      <w:bookmarkEnd w:id="16"/>
     </w:p>
     <w:p>
       <w:pPr>
         <w:pStyle w:val="Heading2"/>
       </w:pPr>
-      <w:bookmarkStart w:id="18" w:name="ownership"/>
+      <w:bookmarkStart w:id="17" w:name="ownership"/>
       <w:r>
-        <w:t>6. Ownership</w:t>
+        <w:t>7. Ownership</w:t>
       </w:r>
     </w:p>
     <w:p>
@@ -18328,337 +17409,132 @@
       <w:pPr>
         <w:pStyle w:val="BodyText"/>
       </w:pPr>
-      <w:proofErr w:type="gramStart"/>
       <w:r>
         <w:rPr>
           <w:i/>
           <w:iCs/>
         </w:rPr>
-        <w:t>Cooperative</w:t>
+        <w:t>Cooperative  AI System Human/AI Training Framework v1.0 | COOPERATIVE  | July 2026</w:t>
       </w:r>
+    </w:p>
+    <w:p>
+      <w:pPr>
+        <w:pStyle w:val="BodyText"/>
+      </w:pPr>
+      <w:r>
+        <w:t>-e ## Tenure-Aware VoP  Concept for Future Development (from Addendum)</w:t>
+      </w:r>
+    </w:p>
+    <w:p>
+      <w:pPr>
+        <w:pStyle w:val="Heading3"/>
+      </w:pPr>
+      <w:bookmarkStart w:id="18" w:name="Xcead69b47f2a57e16d1a47dad215a0ea6570909"/>
+      <w:r>
+        <w:t>8. Tenure-Aware VoP  Concept for Future Development</w:t>
+      </w:r>
+    </w:p>
+    <w:p>
+      <w:pPr>
+        <w:pStyle w:val="FirstParagraph"/>
+      </w:pPr>
+      <w:r>
+        <w:t>A gap identified during implementation discussion: existing VoP templates are role-based (Loan Officer, Accounting, Management, and Admin) but not tenure-aware. A newly hired staff member and a ten-year veteran in the same role currently receive an identical VoP template, despite having very different capacity to catch a subtly wrong AI answer through domain pattern recognition.</w:t>
+      </w:r>
+    </w:p>
+    <w:p>
+      <w:pPr>
+        <w:numPr>
+          <w:ilvl w:val="0"/>
+          <w:numId w:val="2"/>
+        </w:numPr>
+      </w:pPr>
+      <w:r>
+        <w:t>Proposed mechanism: a “new” account flag that narrows the VoP Scope field to a smaller, pre-approved query set rather than fully open plain-language input.</w:t>
+      </w:r>
+    </w:p>
+    <w:p>
+      <w:pPr>
+        <w:numPr>
+          <w:ilvl w:val="0"/>
+          <w:numId w:val="2"/>
+        </w:numPr>
+      </w:pPr>
+      <w:r>
+        <w:t>New accounts default to a more conservative confidence threshold a lower bar for automatic escalation to a senior reviewer or Compliance.</w:t>
+      </w:r>
+    </w:p>
+    <w:p>
+      <w:pPr>
+        <w:numPr>
+          <w:ilvl w:val="0"/>
+          <w:numId w:val="2"/>
+        </w:numPr>
+      </w:pPr>
+      <w:r>
+        <w:t>New accounts see guided prompt options (e.g., a short fixed menu: “check eligibility,” “check delinquency status,” “look up policy section”) rather than a blank free-text field this is intended to reduce prompt-composition time for new users, not add training overhead.</w:t>
+      </w:r>
+    </w:p>
+    <w:p>
+      <w:pPr>
+        <w:numPr>
+          <w:ilvl w:val="0"/>
+          <w:numId w:val="2"/>
+        </w:numPr>
+      </w:pPr>
+      <w:r>
+        <w:t>A defined graduation path (time-based, supervisor sign-off, or both to be specified) moves an account from the new-staff template to the standard role template.</w:t>
+      </w:r>
+    </w:p>
+    <w:p>
+      <w:pPr>
+        <w:pStyle w:val="FirstParagraph"/>
+      </w:pPr>
+      <w:r>
+        <w:t>This concept is not yet incorporated into the Simulation Plan's role selector (currently Loan Officer / Admin only) or the Implementation Strategy's access matrix. It is recorded here as a design addition to carry into both when that work resumes, and is expanded on operationally in the companion Human/AI Training document.</w:t>
+      </w:r>
+    </w:p>
+    <w:p>
+      <w:pPr>
+        <w:pStyle w:val="BodyText"/>
+      </w:pPr>
       <w:r>
         <w:rPr>
           <w:i/>
           <w:iCs/>
         </w:rPr>
-        <w:t xml:space="preserve"> </w:t>
+        <w:t>Cooperative  AI System Addendum v1.0 | COOPERATIVE  | July 2026</w:t>
       </w:r>
+      <w:bookmarkEnd w:id="17"/>
+      <w:bookmarkEnd w:id="18"/>
+    </w:p>
+    <w:p>
+      <w:pPr>
+        <w:pStyle w:val="Heading2"/>
+      </w:pPr>
+      <w:bookmarkStart w:id="19" w:name="e-2"/>
       <w:r>
-        <w:rPr>
-          <w:i/>
-          <w:iCs/>
-        </w:rPr>
-        <w:t xml:space="preserve"> AI</w:t>
+        <w:t>-e</w:t>
       </w:r>
-      <w:proofErr w:type="gramEnd"/>
+      <w:bookmarkEnd w:id="12"/>
+      <w:bookmarkEnd w:id="19"/>
+    </w:p>
+    <w:p>
+      <w:pPr>
+        <w:pStyle w:val="Heading1"/>
+      </w:pPr>
+      <w:bookmarkStart w:id="20" w:name="X9cf792b0297105319f35684616a615f673189ee"/>
       <w:r>
-        <w:rPr>
-          <w:i/>
-          <w:iCs/>
-        </w:rPr>
-        <w:t xml:space="preserve"> </w:t>
-      </w:r>
-      <w:r>
-        <w:rPr>
-          <w:i/>
-          <w:iCs/>
-        </w:rPr>
-        <w:t>System Human</w:t>
-      </w:r>
-      <w:r>
-        <w:rPr>
-          <w:i/>
-          <w:iCs/>
-        </w:rPr>
-        <w:t xml:space="preserve">/AI Training Framework v1.0 | </w:t>
-      </w:r>
-      <w:r>
-        <w:rPr>
-          <w:i/>
-          <w:iCs/>
-        </w:rPr>
-        <w:t>COOPERATIVE</w:t>
-      </w:r>
-      <w:r>
-        <w:rPr>
-          <w:i/>
-          <w:iCs/>
-        </w:rPr>
-        <w:t xml:space="preserve"> </w:t>
-      </w:r>
-      <w:r>
-        <w:rPr>
-          <w:i/>
-          <w:iCs/>
-        </w:rPr>
-        <w:t xml:space="preserve"> | July 2026</w:t>
+        <w:t>Part D  Positioning Clarifications (from Addendum)</w:t>
       </w:r>
     </w:p>
     <w:p>
       <w:pPr>
-        <w:pStyle w:val="BodyText"/>
-      </w:pPr>
+        <w:pStyle w:val="Heading3"/>
+      </w:pPr>
+      <w:bookmarkStart w:id="21" w:name="Xe5a4243888b6929730012c8c65d8aade1ccb66b"/>
       <w:r>
-        <w:t xml:space="preserve">-e ## Tenure-Aware </w:t>
-      </w:r>
-      <w:proofErr w:type="spellStart"/>
-      <w:proofErr w:type="gramStart"/>
-      <w:r>
-        <w:t>VoP</w:t>
-      </w:r>
-      <w:proofErr w:type="spellEnd"/>
-      <w:r>
-        <w:t xml:space="preserve">  Concept</w:t>
-      </w:r>
-      <w:proofErr w:type="gramEnd"/>
-      <w:r>
-        <w:t xml:space="preserve"> for Future Development (from Addendum)</w:t>
-      </w:r>
-    </w:p>
-    <w:p>
-      <w:pPr>
-        <w:pStyle w:val="Heading3"/>
-      </w:pPr>
-      <w:bookmarkStart w:id="19" w:name="Xcead69b47f2a57e16d1a47dad215a0ea6570909"/>
-      <w:r>
-        <w:t xml:space="preserve">7. Tenure-Aware </w:t>
-      </w:r>
-      <w:proofErr w:type="spellStart"/>
-      <w:proofErr w:type="gramStart"/>
-      <w:r>
-        <w:t>VoP</w:t>
-      </w:r>
-      <w:proofErr w:type="spellEnd"/>
-      <w:r>
-        <w:t xml:space="preserve">  Concept</w:t>
-      </w:r>
-      <w:proofErr w:type="gramEnd"/>
-      <w:r>
-        <w:t xml:space="preserve"> for Future Development</w:t>
-      </w:r>
-    </w:p>
-    <w:p>
-      <w:pPr>
-        <w:pStyle w:val="FirstParagraph"/>
-      </w:pPr>
-      <w:r>
-        <w:t xml:space="preserve">A gap identified during implementation discussion: existing </w:t>
-      </w:r>
-      <w:proofErr w:type="spellStart"/>
-      <w:r>
-        <w:t>VoP</w:t>
-      </w:r>
-      <w:proofErr w:type="spellEnd"/>
-      <w:r>
-        <w:t xml:space="preserve"> templates are role-based (Loan Officer, Accounting, Management, </w:t>
-      </w:r>
-      <w:r>
-        <w:t>and Admin</w:t>
-      </w:r>
-      <w:r>
-        <w:t xml:space="preserve">) but not tenure-aware. A newly hired staff member and a ten-year veteran in the same role currently receive an identical </w:t>
-      </w:r>
-      <w:proofErr w:type="spellStart"/>
-      <w:r>
-        <w:t>VoP</w:t>
-      </w:r>
-      <w:proofErr w:type="spellEnd"/>
-      <w:r>
-        <w:t xml:space="preserve"> template, despite having very different capacity to catch a subtly wrong AI answer through domain pattern recognition.</w:t>
-      </w:r>
-    </w:p>
-    <w:p>
-      <w:pPr>
-        <w:numPr>
-          <w:ilvl w:val="0"/>
-          <w:numId w:val="2"/>
-        </w:numPr>
-      </w:pPr>
-      <w:r>
-        <w:t xml:space="preserve">Proposed mechanism: a “new” account flag that narrows the </w:t>
-      </w:r>
-      <w:proofErr w:type="spellStart"/>
-      <w:r>
-        <w:t>VoP</w:t>
-      </w:r>
-      <w:proofErr w:type="spellEnd"/>
-      <w:r>
-        <w:t xml:space="preserve"> Scope field to a smaller, pre-approved query set rather than fully open plain-language input.</w:t>
-      </w:r>
-    </w:p>
-    <w:p>
-      <w:pPr>
-        <w:numPr>
-          <w:ilvl w:val="0"/>
-          <w:numId w:val="2"/>
-        </w:numPr>
-      </w:pPr>
-      <w:r>
-        <w:t xml:space="preserve">New accounts default to a more conservative confidence </w:t>
-      </w:r>
-      <w:r>
-        <w:t>threshold a</w:t>
-      </w:r>
-      <w:r>
-        <w:t xml:space="preserve"> lower bar for automatic escalation to a senior reviewer or Compliance.</w:t>
-      </w:r>
-    </w:p>
-    <w:p>
-      <w:pPr>
-        <w:numPr>
-          <w:ilvl w:val="0"/>
-          <w:numId w:val="2"/>
-        </w:numPr>
-      </w:pPr>
-      <w:r>
-        <w:t xml:space="preserve">New accounts see guided prompt options (e.g., a short fixed menu: “check eligibility,” “check delinquency status,” “look up policy section”) rather than a blank free-text </w:t>
-      </w:r>
-      <w:r>
-        <w:t>field this</w:t>
-      </w:r>
-      <w:r>
-        <w:t xml:space="preserve"> is intended to reduce prompt-composition time for new users, not add training overhead.</w:t>
-      </w:r>
-    </w:p>
-    <w:p>
-      <w:pPr>
-        <w:numPr>
-          <w:ilvl w:val="0"/>
-          <w:numId w:val="2"/>
-        </w:numPr>
-      </w:pPr>
-      <w:r>
-        <w:lastRenderedPageBreak/>
-        <w:t xml:space="preserve">A defined graduation path (time-based, supervisor sign-off, or </w:t>
-      </w:r>
-      <w:r>
-        <w:t>both to</w:t>
-      </w:r>
-      <w:r>
-        <w:t xml:space="preserve"> be specified) moves an account from the new-staff template to the standard role template.</w:t>
-      </w:r>
-    </w:p>
-    <w:p>
-      <w:pPr>
-        <w:pStyle w:val="FirstParagraph"/>
-      </w:pPr>
-      <w:r>
-        <w:t>This concept is not yet incorporated into the Simulation Plan's role selector (currently Loan Officer / Admin only) or the Implementation Strategy's access matrix. It is recorded here as a design addition to carry into both when that work resumes, and is expanded on operationally in the companion Human/AI Training document.</w:t>
-      </w:r>
-    </w:p>
-    <w:p>
-      <w:pPr>
-        <w:pStyle w:val="BodyText"/>
-      </w:pPr>
-      <w:proofErr w:type="gramStart"/>
-      <w:r>
-        <w:rPr>
-          <w:i/>
-          <w:iCs/>
-        </w:rPr>
-        <w:t>Cooperative</w:t>
-      </w:r>
-      <w:r>
-        <w:rPr>
-          <w:i/>
-          <w:iCs/>
-        </w:rPr>
-        <w:t xml:space="preserve"> </w:t>
-      </w:r>
-      <w:r>
-        <w:rPr>
-          <w:i/>
-          <w:iCs/>
-        </w:rPr>
-        <w:t xml:space="preserve"> AI</w:t>
-      </w:r>
-      <w:proofErr w:type="gramEnd"/>
-      <w:r>
-        <w:rPr>
-          <w:i/>
-          <w:iCs/>
-        </w:rPr>
-        <w:t xml:space="preserve"> </w:t>
-      </w:r>
-      <w:r>
-        <w:rPr>
-          <w:i/>
-          <w:iCs/>
-        </w:rPr>
-        <w:t>System Addendum</w:t>
-      </w:r>
-      <w:r>
-        <w:rPr>
-          <w:i/>
-          <w:iCs/>
-        </w:rPr>
-        <w:t xml:space="preserve"> v1.0 | </w:t>
-      </w:r>
-      <w:r>
-        <w:rPr>
-          <w:i/>
-          <w:iCs/>
-        </w:rPr>
-        <w:t>COOPERATIVE</w:t>
-      </w:r>
-      <w:r>
-        <w:rPr>
-          <w:i/>
-          <w:iCs/>
-        </w:rPr>
-        <w:t xml:space="preserve"> </w:t>
-      </w:r>
-      <w:r>
-        <w:rPr>
-          <w:i/>
-          <w:iCs/>
-        </w:rPr>
-        <w:t xml:space="preserve"> | July 2026</w:t>
-      </w:r>
-      <w:bookmarkEnd w:id="18"/>
-      <w:bookmarkEnd w:id="19"/>
-    </w:p>
-    <w:p>
-      <w:pPr>
-        <w:pStyle w:val="Heading2"/>
-      </w:pPr>
-      <w:bookmarkStart w:id="20" w:name="e-2"/>
-      <w:r>
-        <w:t>-e</w:t>
-      </w:r>
-      <w:bookmarkEnd w:id="13"/>
-      <w:bookmarkEnd w:id="20"/>
-    </w:p>
-    <w:p>
-      <w:pPr>
-        <w:pStyle w:val="Heading1"/>
-      </w:pPr>
-      <w:bookmarkStart w:id="21" w:name="X9cf792b0297105319f35684616a615f673189ee"/>
-      <w:r>
-        <w:t xml:space="preserve">Part </w:t>
-      </w:r>
-      <w:proofErr w:type="gramStart"/>
-      <w:r>
-        <w:t>D  Positioning</w:t>
-      </w:r>
-      <w:proofErr w:type="gramEnd"/>
-      <w:r>
-        <w:t xml:space="preserve"> Clarifications (from Addendum)</w:t>
-      </w:r>
-    </w:p>
-    <w:p>
-      <w:pPr>
-        <w:pStyle w:val="Heading3"/>
-      </w:pPr>
-      <w:bookmarkStart w:id="22" w:name="Xe5a4243888b6929730012c8c65d8aade1ccb66b"/>
-      <w:r>
-        <w:t>1. Mini-Test vs. </w:t>
-      </w:r>
-      <w:r>
-        <w:t>Simulation Positioning</w:t>
-      </w:r>
-      <w:r>
-        <w:t xml:space="preserve"> Clarification</w:t>
+        <w:t>1. Mini-Test vs. Simulation Positioning Clarification</w:t>
       </w:r>
     </w:p>
     <w:p>
@@ -18736,17 +17612,7 @@
                 <w:sz w:val="32"/>
                 <w:szCs w:val="32"/>
               </w:rPr>
-              <w:t>N</w:t>
-            </w:r>
-            <w:r>
-              <w:rPr>
-                <w:rFonts w:eastAsia="Cambria"/>
-                <w:b/>
-                <w:bCs/>
-                <w:sz w:val="32"/>
-                <w:szCs w:val="32"/>
-              </w:rPr>
-              <w:t>8n Mini-Test</w:t>
+              <w:t>N8n Mini-Test</w:t>
             </w:r>
           </w:p>
         </w:tc>
@@ -18810,61 +17676,7 @@
               <w:rPr>
                 <w:rFonts w:eastAsia="Cambria"/>
               </w:rPr>
-              <w:t xml:space="preserve">An n8n workflow implementing </w:t>
-            </w:r>
-            <w:proofErr w:type="spellStart"/>
-            <w:r>
-              <w:rPr>
-                <w:rFonts w:eastAsia="Cambria"/>
-              </w:rPr>
-              <w:t>VoP</w:t>
-            </w:r>
-            <w:proofErr w:type="spellEnd"/>
-            <w:r>
-              <w:rPr>
-                <w:rFonts w:eastAsia="Cambria"/>
-              </w:rPr>
-              <w:t xml:space="preserve"> Flow and </w:t>
-            </w:r>
-            <w:proofErr w:type="spellStart"/>
-            <w:r>
-              <w:rPr>
-                <w:rFonts w:eastAsia="Cambria"/>
-              </w:rPr>
-              <w:t>VoP</w:t>
-            </w:r>
-            <w:proofErr w:type="spellEnd"/>
-            <w:r>
-              <w:rPr>
-                <w:rFonts w:eastAsia="Cambria"/>
-              </w:rPr>
-              <w:t xml:space="preserve"> </w:t>
-            </w:r>
-            <w:r>
-              <w:rPr>
-                <w:rFonts w:eastAsia="Cambria"/>
-              </w:rPr>
-              <w:t>Core Standards</w:t>
-            </w:r>
-            <w:r>
-              <w:rPr>
-                <w:rFonts w:eastAsia="Cambria"/>
-              </w:rPr>
-              <w:t xml:space="preserve"> against a fictional structured dataset (</w:t>
-            </w:r>
-            <w:proofErr w:type="spellStart"/>
-            <w:r>
-              <w:rPr>
-                <w:rFonts w:eastAsia="Cambria"/>
-              </w:rPr>
-              <w:t>Postgres</w:t>
-            </w:r>
-            <w:proofErr w:type="spellEnd"/>
-            <w:r>
-              <w:rPr>
-                <w:rFonts w:eastAsia="Cambria"/>
-              </w:rPr>
-              <w:t>).</w:t>
+              <w:t>An n8n workflow implementing VoP Flow and VoP Core Standards against a fictional structured dataset (Postgres).</w:t>
             </w:r>
           </w:p>
         </w:tc>
@@ -18883,21 +17695,7 @@
               <w:rPr>
                 <w:rFonts w:eastAsia="Cambria"/>
               </w:rPr>
-              <w:t xml:space="preserve">A browser-based React prototype using a real AI model (Claude API) wrapped in real </w:t>
-            </w:r>
-            <w:proofErr w:type="spellStart"/>
-            <w:r>
-              <w:rPr>
-                <w:rFonts w:eastAsia="Cambria"/>
-              </w:rPr>
-              <w:t>VoP</w:t>
-            </w:r>
-            <w:proofErr w:type="spellEnd"/>
-            <w:r>
-              <w:rPr>
-                <w:rFonts w:eastAsia="Cambria"/>
-              </w:rPr>
-              <w:t xml:space="preserve"> governance logic.</w:t>
+              <w:t>A browser-based React prototype using a real AI model (Claude API) wrapped in real VoP governance logic.</w:t>
             </w:r>
           </w:p>
         </w:tc>
@@ -18937,19 +17735,7 @@
               <w:rPr>
                 <w:rFonts w:eastAsia="Cambria"/>
               </w:rPr>
-              <w:t xml:space="preserve">Whether the access-control and policy-gate rules themselves are correctly specified and </w:t>
-            </w:r>
-            <w:r>
-              <w:rPr>
-                <w:rFonts w:eastAsia="Cambria"/>
-              </w:rPr>
-              <w:t>enforced given</w:t>
-            </w:r>
-            <w:r>
-              <w:rPr>
-                <w:rFonts w:eastAsia="Cambria"/>
-              </w:rPr>
-              <w:t xml:space="preserve"> a requester role and a query, does the system correctly proceed, block, or escalate.</w:t>
+              <w:t>Whether the access-control and policy-gate rules themselves are correctly specified and enforced given a requester role and a query, does the system correctly proceed, block, or escalate.</w:t>
             </w:r>
           </w:p>
         </w:tc>
@@ -18968,19 +17754,7 @@
               <w:rPr>
                 <w:rFonts w:eastAsia="Cambria"/>
               </w:rPr>
-              <w:t xml:space="preserve">Whether a human, interacting with real AI-generated output, trusts it </w:t>
-            </w:r>
-            <w:r>
-              <w:rPr>
-                <w:rFonts w:eastAsia="Cambria"/>
-              </w:rPr>
-              <w:t>appropriately review</w:t>
-            </w:r>
-            <w:r>
-              <w:rPr>
-                <w:rFonts w:eastAsia="Cambria"/>
-              </w:rPr>
-              <w:t xml:space="preserve"> friction engagement, confidence indicator legibility, staff comprehension, adversarial robustness against a live model.</w:t>
+              <w:t>Whether a human, interacting with real AI-generated output, trusts it appropriately review friction engagement, confidence indicator legibility, staff comprehension, adversarial robustness against a live model.</w:t>
             </w:r>
           </w:p>
         </w:tc>
@@ -19039,13 +17813,7 @@
               <w:rPr>
                 <w:rFonts w:eastAsia="Cambria"/>
               </w:rPr>
-              <w:t>Real Claude</w:t>
-            </w:r>
-            <w:r>
-              <w:rPr>
-                <w:rFonts w:eastAsia="Cambria"/>
-              </w:rPr>
-              <w:t xml:space="preserve"> API stands in for the eventual local LLM.</w:t>
+              <w:t>Real Claude API stands in for the eventual local LLM.</w:t>
             </w:r>
           </w:p>
         </w:tc>
@@ -19104,19 +17872,7 @@
               <w:rPr>
                 <w:rFonts w:eastAsia="Cambria"/>
               </w:rPr>
-              <w:t>Human factors and AI behavior (automation bias, hallucination risk, confidence calibration</w:t>
-            </w:r>
-            <w:r>
-              <w:rPr>
-                <w:rFonts w:eastAsia="Cambria"/>
-              </w:rPr>
-              <w:t>) the</w:t>
-            </w:r>
-            <w:r>
-              <w:rPr>
-                <w:rFonts w:eastAsia="Cambria"/>
-              </w:rPr>
-              <w:t xml:space="preserve"> Risk &amp; Mitigation Report's core concerns.</w:t>
+              <w:t>Human factors and AI behavior (automation bias, hallucination risk, confidence calibration) the Risk &amp; Mitigation Report's core concerns.</w:t>
             </w:r>
           </w:p>
         </w:tc>
@@ -19215,19 +17971,7 @@
               <w:rPr>
                 <w:rFonts w:eastAsia="Cambria"/>
               </w:rPr>
-              <w:t xml:space="preserve">That automation bias, hallucination, or staleness risks are </w:t>
-            </w:r>
-            <w:r>
-              <w:rPr>
-                <w:rFonts w:eastAsia="Cambria"/>
-              </w:rPr>
-              <w:t>addressed no</w:t>
-            </w:r>
-            <w:r>
-              <w:rPr>
-                <w:rFonts w:eastAsia="Cambria"/>
-              </w:rPr>
-              <w:t xml:space="preserve"> human ever reviews an AI answer in this test.</w:t>
+              <w:t>That automation bias, hallucination, or staleness risks are addressed no human ever reviews an AI answer in this test.</w:t>
             </w:r>
           </w:p>
         </w:tc>
@@ -19257,42 +18001,19 @@
         <w:pStyle w:val="BodyText"/>
       </w:pPr>
       <w:r>
-        <w:lastRenderedPageBreak/>
-        <w:t>The explicit conclusion: a fully passing n8n mini-test is a necessary but not sufficient condition for pilot readiness. It retires assumptions about rule correctness (Implementation Strategy §4.1, trust boundaries) but leaves every assumption in Simulation Plan §</w:t>
-      </w:r>
-      <w:r>
-        <w:t>3.1 staff</w:t>
-      </w:r>
-      <w:r>
-        <w:t xml:space="preserve"> behavior, review friction efficacy, confidence-indicator </w:t>
-      </w:r>
-      <w:r>
-        <w:t>usability completely</w:t>
-      </w:r>
-      <w:r>
-        <w:t xml:space="preserve"> untouched. The mini-test is a component test; the Simulation is closer to an integration test with a human in the loop. </w:t>
-      </w:r>
-      <w:r>
-        <w:t>Neither substitutes for the other, nor</w:t>
-      </w:r>
-      <w:r>
-        <w:t xml:space="preserve"> neither substitutes for the Simulation Plan's own Testing Documentation gates.</w:t>
+        <w:t>The explicit conclusion: a fully passing n8n mini-test is a necessary but not sufficient condition for pilot readiness. It retires assumptions about rule correctness (Implementation Strategy §4.1, trust boundaries) but leaves every assumption in Simulation Plan §3.1 staff behavior, review friction efficacy, confidence-indicator usability completely untouched. The mini-test is a component test; the Simulation is closer to an integration test with a human in the loop. Neither substitutes for the other, nor neither substitutes for the Simulation Plan's own Testing Documentation gates.</w:t>
       </w:r>
     </w:p>
     <w:p>
       <w:pPr>
         <w:pStyle w:val="BodyText"/>
       </w:pPr>
+      <w:bookmarkStart w:id="22" w:name="_GoBack"/>
+      <w:bookmarkEnd w:id="22"/>
       <w:r>
-        <w:t>-e ## UX vs. </w:t>
+        <w:t>UX vs. Governance Relationship Clarified</w:t>
       </w:r>
-      <w:r>
-        <w:t>Governance Relationship</w:t>
-      </w:r>
-      <w:r>
-        <w:t xml:space="preserve"> Clarified</w:t>
-      </w:r>
-      <w:bookmarkEnd w:id="22"/>
+      <w:bookmarkEnd w:id="21"/>
     </w:p>
     <w:p>
       <w:pPr>
@@ -19300,15 +18021,7 @@
       </w:pPr>
       <w:bookmarkStart w:id="23" w:name="ux-vs.-governance-relationship-clarified"/>
       <w:r>
-        <w:t>5. UX vs. </w:t>
-      </w:r>
-      <w:proofErr w:type="gramStart"/>
-      <w:r>
-        <w:t>Governance  Relationship</w:t>
-      </w:r>
-      <w:proofErr w:type="gramEnd"/>
-      <w:r>
-        <w:t xml:space="preserve"> Clarified</w:t>
+        <w:t>5. UX vs. Governance  Relationship Clarified</w:t>
       </w:r>
     </w:p>
     <w:p>
@@ -19316,31 +18029,9 @@
         <w:pStyle w:val="FirstParagraph"/>
       </w:pPr>
       <w:r>
-        <w:t xml:space="preserve">Discussion during implementation surfaced a distinction worth stating explicitly, since the two are easy to conflate when evaluating the project's value: UX is why staff adopt </w:t>
+        <w:t>Discussion during implementation surfaced a distinction worth stating explicitly, since the two are easy to conflate when evaluating the project's value: UX is why staff adopt CAS  it collapses a multi-step manual process (Enhancement Report §6.1) into one plain-language request. Governance is why that adoption is safe without it, a fast and pleasant interface just makes it easier to trust a wrong answer faster. The two are not competing priorities to balance; good UX is what makes governance operate invisibly and consistently rather than becoming friction staff route around (Concept §4.3). Neither is “more important” in isolation  UX without governance is a faster way to be confidently wrong; governance without usable UX does not get adopted at all.</w:t>
       </w:r>
-      <w:proofErr w:type="gramStart"/>
-      <w:r>
-        <w:t>CAS  it</w:t>
-      </w:r>
-      <w:proofErr w:type="gramEnd"/>
-      <w:r>
-        <w:t xml:space="preserve"> collapses a multi-step manual process (Enhancement Report §6.1) into one plain-language request. Governance is why that adoption is </w:t>
-      </w:r>
-      <w:r>
-        <w:t>safe without</w:t>
-      </w:r>
-      <w:r>
-        <w:t xml:space="preserve"> it, a fast and pleasant interface just makes it easier to trust a wrong answer faster. The two are not competing priorities to balance; good UX is what makes governance operate invisibly and consistently rather than becoming friction staff route around (Concept §4.3). Neither is “more important” in </w:t>
-      </w:r>
-      <w:proofErr w:type="gramStart"/>
-      <w:r>
-        <w:t>isolation  UX</w:t>
-      </w:r>
-      <w:proofErr w:type="gramEnd"/>
-      <w:r>
-        <w:t xml:space="preserve"> without governance is a faster way to be confidently wrong; governance without usable UX does not get adopted at all.</w:t>
-      </w:r>
-      <w:bookmarkEnd w:id="21"/>
+      <w:bookmarkEnd w:id="20"/>
       <w:bookmarkEnd w:id="23"/>
     </w:p>
     <w:sectPr>
